--- a/1 Разработка Web-приложений (Трубилов Николай Михайлович)/Лабораторные/Лабораторная_1/Соколов Д.А Ик-731 - ЛР1 (Отчет по практическим заданиям).docx
+++ b/1 Разработка Web-приложений (Трубилов Николай Михайлович)/Лабораторные/Лабораторная_1/Соколов Д.А Ик-731 - ЛР1 (Отчет по практическим заданиям).docx
@@ -167,6 +167,23 @@
           <w:sz w:val="28"/>
           <w:szCs w:val="28"/>
         </w:rPr>
+        <w:t>_</w:t>
+      </w:r>
+      <w:proofErr w:type="spellStart"/>
+      <w:r>
+        <w:rPr>
+          <w:sz w:val="28"/>
+          <w:szCs w:val="28"/>
+          <w:lang w:val="en-US"/>
+        </w:rPr>
+        <w:t>php</w:t>
+      </w:r>
+      <w:proofErr w:type="spellEnd"/>
+      <w:r>
+        <w:rPr>
+          <w:sz w:val="28"/>
+          <w:szCs w:val="28"/>
+        </w:rPr>
         <w:t xml:space="preserve"> </w:t>
       </w:r>
       <w:r>
@@ -189,6 +206,7 @@
       </w:pPr>
       <w:r>
         <w:rPr>
+          <w:noProof/>
           <w:sz w:val="28"/>
           <w:szCs w:val="28"/>
         </w:rPr>
@@ -283,6 +301,7 @@
       </w:pPr>
       <w:r>
         <w:rPr>
+          <w:noProof/>
           <w:sz w:val="28"/>
           <w:szCs w:val="28"/>
           <w:lang w:val="en-US"/>
@@ -346,8 +365,1525 @@
       <w:pPr>
         <w:spacing w:line="360" w:lineRule="auto"/>
         <w:ind w:firstLine="425"/>
+        <w:jc w:val="both"/>
+        <w:rPr>
+          <w:sz w:val="28"/>
+          <w:szCs w:val="28"/>
+        </w:rPr>
+      </w:pPr>
+      <w:r>
+        <w:rPr>
+          <w:sz w:val="28"/>
+          <w:szCs w:val="28"/>
+        </w:rPr>
+        <w:lastRenderedPageBreak/>
+        <w:t xml:space="preserve">1. </w:t>
+      </w:r>
+      <w:r>
+        <w:rPr>
+          <w:sz w:val="28"/>
+          <w:szCs w:val="28"/>
+        </w:rPr>
+        <w:t xml:space="preserve">Результат приведен на рисунке 3, код в файле к лабораторным </w:t>
+      </w:r>
+      <w:r>
+        <w:rPr>
+          <w:sz w:val="28"/>
+          <w:szCs w:val="28"/>
+        </w:rPr>
+        <w:t>example_1.php</w:t>
+      </w:r>
+      <w:r>
+        <w:rPr>
+          <w:sz w:val="28"/>
+          <w:szCs w:val="28"/>
+        </w:rPr>
+        <w:t>.</w:t>
+      </w:r>
+    </w:p>
+    <w:p>
+      <w:pPr>
+        <w:spacing w:line="360" w:lineRule="auto"/>
+        <w:ind w:firstLine="425"/>
+        <w:jc w:val="both"/>
+        <w:rPr>
+          <w:sz w:val="28"/>
+          <w:szCs w:val="28"/>
+          <w:lang w:val="en-US"/>
+        </w:rPr>
+      </w:pPr>
+      <w:r>
+        <w:rPr>
+          <w:sz w:val="28"/>
+          <w:szCs w:val="28"/>
+          <w:lang w:val="en-US"/>
+        </w:rPr>
+        <w:drawing>
+          <wp:inline distT="0" distB="0" distL="0" distR="0" wp14:anchorId="3460E890" wp14:editId="0CD7B96D">
+            <wp:extent cx="5940425" cy="3731260"/>
+            <wp:effectExtent l="0" t="0" r="3175" b="2540"/>
+            <wp:docPr id="3" name="Рисунок 3"/>
+            <wp:cNvGraphicFramePr>
+              <a:graphicFrameLocks xmlns:a="http://schemas.openxmlformats.org/drawingml/2006/main" noChangeAspect="1"/>
+            </wp:cNvGraphicFramePr>
+            <a:graphic xmlns:a="http://schemas.openxmlformats.org/drawingml/2006/main">
+              <a:graphicData uri="http://schemas.openxmlformats.org/drawingml/2006/picture">
+                <pic:pic xmlns:pic="http://schemas.openxmlformats.org/drawingml/2006/picture">
+                  <pic:nvPicPr>
+                    <pic:cNvPr id="1" name=""/>
+                    <pic:cNvPicPr/>
+                  </pic:nvPicPr>
+                  <pic:blipFill>
+                    <a:blip r:embed="rId8"/>
+                    <a:stretch>
+                      <a:fillRect/>
+                    </a:stretch>
+                  </pic:blipFill>
+                  <pic:spPr>
+                    <a:xfrm>
+                      <a:off x="0" y="0"/>
+                      <a:ext cx="5940425" cy="3731260"/>
+                    </a:xfrm>
+                    <a:prstGeom prst="rect">
+                      <a:avLst/>
+                    </a:prstGeom>
+                  </pic:spPr>
+                </pic:pic>
+              </a:graphicData>
+            </a:graphic>
+          </wp:inline>
+        </w:drawing>
+      </w:r>
+    </w:p>
+    <w:p>
+      <w:pPr>
+        <w:spacing w:line="360" w:lineRule="auto"/>
+        <w:ind w:firstLine="425"/>
         <w:jc w:val="center"/>
         <w:rPr>
+          <w:sz w:val="28"/>
+          <w:szCs w:val="28"/>
+        </w:rPr>
+      </w:pPr>
+      <w:r>
+        <w:rPr>
+          <w:sz w:val="28"/>
+          <w:szCs w:val="28"/>
+        </w:rPr>
+        <w:t>Рисунок 3 – Пример 1-1</w:t>
+      </w:r>
+    </w:p>
+    <w:p>
+      <w:pPr>
+        <w:spacing w:line="360" w:lineRule="auto"/>
+        <w:ind w:firstLine="425"/>
+        <w:jc w:val="both"/>
+        <w:rPr>
+          <w:sz w:val="28"/>
+          <w:szCs w:val="28"/>
+        </w:rPr>
+      </w:pPr>
+    </w:p>
+    <w:p>
+      <w:pPr>
+        <w:spacing w:line="360" w:lineRule="auto"/>
+        <w:ind w:firstLine="425"/>
+        <w:jc w:val="both"/>
+        <w:rPr>
+          <w:sz w:val="28"/>
+          <w:szCs w:val="28"/>
+        </w:rPr>
+      </w:pPr>
+      <w:r>
+        <w:rPr>
+          <w:sz w:val="28"/>
+          <w:szCs w:val="28"/>
+        </w:rPr>
+        <w:t xml:space="preserve">2. Результат приведен на рисунке </w:t>
+      </w:r>
+      <w:r>
+        <w:rPr>
+          <w:sz w:val="28"/>
+          <w:szCs w:val="28"/>
+        </w:rPr>
+        <w:t>4</w:t>
+      </w:r>
+      <w:r>
+        <w:rPr>
+          <w:sz w:val="28"/>
+          <w:szCs w:val="28"/>
+        </w:rPr>
+        <w:t xml:space="preserve">, код в файле к лабораторным </w:t>
+      </w:r>
+      <w:r>
+        <w:rPr>
+          <w:sz w:val="28"/>
+          <w:szCs w:val="28"/>
+        </w:rPr>
+        <w:t>example_</w:t>
+      </w:r>
+      <w:r>
+        <w:rPr>
+          <w:sz w:val="28"/>
+          <w:szCs w:val="28"/>
+        </w:rPr>
+        <w:t>2</w:t>
+      </w:r>
+      <w:r>
+        <w:rPr>
+          <w:sz w:val="28"/>
+          <w:szCs w:val="28"/>
+        </w:rPr>
+        <w:t>.php</w:t>
+      </w:r>
+      <w:r>
+        <w:rPr>
+          <w:sz w:val="28"/>
+          <w:szCs w:val="28"/>
+        </w:rPr>
+        <w:t>.</w:t>
+      </w:r>
+    </w:p>
+    <w:p>
+      <w:pPr>
+        <w:spacing w:line="360" w:lineRule="auto"/>
+        <w:ind w:firstLine="425"/>
+        <w:jc w:val="both"/>
+        <w:rPr>
+          <w:sz w:val="28"/>
+          <w:szCs w:val="28"/>
+        </w:rPr>
+      </w:pPr>
+      <w:r>
+        <w:rPr>
+          <w:sz w:val="28"/>
+          <w:szCs w:val="28"/>
+        </w:rPr>
+        <w:drawing>
+          <wp:inline distT="0" distB="0" distL="0" distR="0" wp14:anchorId="386C5D6B" wp14:editId="6C1383C2">
+            <wp:extent cx="5940425" cy="1346200"/>
+            <wp:effectExtent l="0" t="0" r="3175" b="6350"/>
+            <wp:docPr id="5" name="Рисунок 5"/>
+            <wp:cNvGraphicFramePr>
+              <a:graphicFrameLocks xmlns:a="http://schemas.openxmlformats.org/drawingml/2006/main" noChangeAspect="1"/>
+            </wp:cNvGraphicFramePr>
+            <a:graphic xmlns:a="http://schemas.openxmlformats.org/drawingml/2006/main">
+              <a:graphicData uri="http://schemas.openxmlformats.org/drawingml/2006/picture">
+                <pic:pic xmlns:pic="http://schemas.openxmlformats.org/drawingml/2006/picture">
+                  <pic:nvPicPr>
+                    <pic:cNvPr id="1" name=""/>
+                    <pic:cNvPicPr/>
+                  </pic:nvPicPr>
+                  <pic:blipFill>
+                    <a:blip r:embed="rId9"/>
+                    <a:stretch>
+                      <a:fillRect/>
+                    </a:stretch>
+                  </pic:blipFill>
+                  <pic:spPr>
+                    <a:xfrm>
+                      <a:off x="0" y="0"/>
+                      <a:ext cx="5940425" cy="1346200"/>
+                    </a:xfrm>
+                    <a:prstGeom prst="rect">
+                      <a:avLst/>
+                    </a:prstGeom>
+                  </pic:spPr>
+                </pic:pic>
+              </a:graphicData>
+            </a:graphic>
+          </wp:inline>
+        </w:drawing>
+      </w:r>
+    </w:p>
+    <w:p>
+      <w:pPr>
+        <w:spacing w:line="360" w:lineRule="auto"/>
+        <w:ind w:firstLine="425"/>
+        <w:jc w:val="center"/>
+        <w:rPr>
+          <w:sz w:val="28"/>
+          <w:szCs w:val="28"/>
+        </w:rPr>
+      </w:pPr>
+      <w:r>
+        <w:rPr>
+          <w:sz w:val="28"/>
+          <w:szCs w:val="28"/>
+        </w:rPr>
+        <w:t xml:space="preserve">Рисунок 4 – </w:t>
+      </w:r>
+      <w:r>
+        <w:rPr>
+          <w:sz w:val="28"/>
+          <w:szCs w:val="28"/>
+          <w:lang w:val="en-US"/>
+        </w:rPr>
+        <w:t>echo</w:t>
+      </w:r>
+      <w:r>
+        <w:rPr>
+          <w:sz w:val="28"/>
+          <w:szCs w:val="28"/>
+        </w:rPr>
+        <w:t xml:space="preserve"> </w:t>
+      </w:r>
+      <w:r>
+        <w:rPr>
+          <w:sz w:val="28"/>
+          <w:szCs w:val="28"/>
+        </w:rPr>
+        <w:t>«Привет</w:t>
+      </w:r>
+      <w:r>
+        <w:rPr>
+          <w:sz w:val="28"/>
+          <w:szCs w:val="28"/>
+        </w:rPr>
+        <w:t>,</w:t>
+      </w:r>
+      <w:r>
+        <w:rPr>
+          <w:sz w:val="28"/>
+          <w:szCs w:val="28"/>
+        </w:rPr>
+        <w:t xml:space="preserve"> мир»</w:t>
+      </w:r>
+    </w:p>
+    <w:p>
+      <w:pPr>
+        <w:spacing w:line="360" w:lineRule="auto"/>
+        <w:ind w:firstLine="425"/>
+        <w:jc w:val="both"/>
+        <w:rPr>
+          <w:sz w:val="28"/>
+          <w:szCs w:val="28"/>
+        </w:rPr>
+      </w:pPr>
+    </w:p>
+    <w:p>
+      <w:pPr>
+        <w:spacing w:line="360" w:lineRule="auto"/>
+        <w:ind w:firstLine="425"/>
+        <w:jc w:val="both"/>
+        <w:rPr>
+          <w:sz w:val="28"/>
+          <w:szCs w:val="28"/>
+          <w:lang w:val="en-US"/>
+        </w:rPr>
+      </w:pPr>
+      <w:r>
+        <w:rPr>
+          <w:sz w:val="28"/>
+          <w:szCs w:val="28"/>
+        </w:rPr>
+        <w:t xml:space="preserve">3. </w:t>
+      </w:r>
+      <w:r>
+        <w:rPr>
+          <w:sz w:val="28"/>
+          <w:szCs w:val="28"/>
+        </w:rPr>
+        <w:t xml:space="preserve">Результат приведен на рисунке </w:t>
+      </w:r>
+      <w:r>
+        <w:rPr>
+          <w:sz w:val="28"/>
+          <w:szCs w:val="28"/>
+        </w:rPr>
+        <w:t>5</w:t>
+      </w:r>
+      <w:r>
+        <w:rPr>
+          <w:sz w:val="28"/>
+          <w:szCs w:val="28"/>
+        </w:rPr>
+        <w:t xml:space="preserve">, код в файле к лабораторным </w:t>
+      </w:r>
+      <w:r>
+        <w:rPr>
+          <w:sz w:val="28"/>
+          <w:szCs w:val="28"/>
+        </w:rPr>
+        <w:t>example_</w:t>
+      </w:r>
+      <w:r>
+        <w:rPr>
+          <w:sz w:val="28"/>
+          <w:szCs w:val="28"/>
+        </w:rPr>
+        <w:t>3</w:t>
+      </w:r>
+      <w:r>
+        <w:rPr>
+          <w:sz w:val="28"/>
+          <w:szCs w:val="28"/>
+        </w:rPr>
+        <w:t>.php</w:t>
+      </w:r>
+      <w:r>
+        <w:rPr>
+          <w:sz w:val="28"/>
+          <w:szCs w:val="28"/>
+        </w:rPr>
+        <w:t>.</w:t>
+      </w:r>
+    </w:p>
+    <w:p>
+      <w:pPr>
+        <w:spacing w:line="360" w:lineRule="auto"/>
+        <w:ind w:firstLine="425"/>
+        <w:jc w:val="both"/>
+        <w:rPr>
+          <w:sz w:val="28"/>
+          <w:szCs w:val="28"/>
+          <w:lang w:val="en-US"/>
+        </w:rPr>
+      </w:pPr>
+      <w:r>
+        <w:rPr>
+          <w:sz w:val="28"/>
+          <w:szCs w:val="28"/>
+          <w:lang w:val="en-US"/>
+        </w:rPr>
+        <w:lastRenderedPageBreak/>
+        <w:drawing>
+          <wp:inline distT="0" distB="0" distL="0" distR="0" wp14:anchorId="012C568C" wp14:editId="06CE7E35">
+            <wp:extent cx="5940425" cy="2860040"/>
+            <wp:effectExtent l="0" t="0" r="3175" b="0"/>
+            <wp:docPr id="6" name="Рисунок 6"/>
+            <wp:cNvGraphicFramePr>
+              <a:graphicFrameLocks xmlns:a="http://schemas.openxmlformats.org/drawingml/2006/main" noChangeAspect="1"/>
+            </wp:cNvGraphicFramePr>
+            <a:graphic xmlns:a="http://schemas.openxmlformats.org/drawingml/2006/main">
+              <a:graphicData uri="http://schemas.openxmlformats.org/drawingml/2006/picture">
+                <pic:pic xmlns:pic="http://schemas.openxmlformats.org/drawingml/2006/picture">
+                  <pic:nvPicPr>
+                    <pic:cNvPr id="1" name=""/>
+                    <pic:cNvPicPr/>
+                  </pic:nvPicPr>
+                  <pic:blipFill>
+                    <a:blip r:embed="rId10"/>
+                    <a:stretch>
+                      <a:fillRect/>
+                    </a:stretch>
+                  </pic:blipFill>
+                  <pic:spPr>
+                    <a:xfrm>
+                      <a:off x="0" y="0"/>
+                      <a:ext cx="5940425" cy="2860040"/>
+                    </a:xfrm>
+                    <a:prstGeom prst="rect">
+                      <a:avLst/>
+                    </a:prstGeom>
+                  </pic:spPr>
+                </pic:pic>
+              </a:graphicData>
+            </a:graphic>
+          </wp:inline>
+        </w:drawing>
+      </w:r>
+    </w:p>
+    <w:p>
+      <w:pPr>
+        <w:spacing w:line="360" w:lineRule="auto"/>
+        <w:ind w:firstLine="425"/>
+        <w:jc w:val="center"/>
+        <w:rPr>
+          <w:sz w:val="28"/>
+          <w:szCs w:val="28"/>
+        </w:rPr>
+      </w:pPr>
+      <w:r>
+        <w:rPr>
+          <w:sz w:val="28"/>
+          <w:szCs w:val="28"/>
+        </w:rPr>
+        <w:t xml:space="preserve">Рисунок </w:t>
+      </w:r>
+      <w:r>
+        <w:rPr>
+          <w:sz w:val="28"/>
+          <w:szCs w:val="28"/>
+        </w:rPr>
+        <w:t>5</w:t>
+      </w:r>
+      <w:r>
+        <w:rPr>
+          <w:sz w:val="28"/>
+          <w:szCs w:val="28"/>
+        </w:rPr>
+        <w:t xml:space="preserve"> – </w:t>
+      </w:r>
+      <w:r>
+        <w:rPr>
+          <w:sz w:val="28"/>
+          <w:szCs w:val="28"/>
+        </w:rPr>
+        <w:t>Теги из предыдущего задания</w:t>
+      </w:r>
+    </w:p>
+    <w:p>
+      <w:pPr>
+        <w:spacing w:line="360" w:lineRule="auto"/>
+        <w:ind w:firstLine="425"/>
+        <w:jc w:val="both"/>
+        <w:rPr>
+          <w:sz w:val="28"/>
+          <w:szCs w:val="28"/>
+        </w:rPr>
+      </w:pPr>
+    </w:p>
+    <w:p>
+      <w:pPr>
+        <w:spacing w:line="360" w:lineRule="auto"/>
+        <w:ind w:firstLine="425"/>
+        <w:jc w:val="both"/>
+        <w:rPr>
+          <w:sz w:val="28"/>
+          <w:szCs w:val="28"/>
+        </w:rPr>
+      </w:pPr>
+      <w:r>
+        <w:rPr>
+          <w:sz w:val="28"/>
+          <w:szCs w:val="28"/>
+        </w:rPr>
+        <w:t xml:space="preserve">4. </w:t>
+      </w:r>
+      <w:r>
+        <w:rPr>
+          <w:sz w:val="28"/>
+          <w:szCs w:val="28"/>
+        </w:rPr>
+        <w:t xml:space="preserve">Результат приведен на рисунке </w:t>
+      </w:r>
+      <w:r>
+        <w:rPr>
+          <w:sz w:val="28"/>
+          <w:szCs w:val="28"/>
+        </w:rPr>
+        <w:t>6</w:t>
+      </w:r>
+      <w:r>
+        <w:rPr>
+          <w:sz w:val="28"/>
+          <w:szCs w:val="28"/>
+        </w:rPr>
+        <w:t xml:space="preserve">, код в файле к лабораторным </w:t>
+      </w:r>
+      <w:r>
+        <w:rPr>
+          <w:sz w:val="28"/>
+          <w:szCs w:val="28"/>
+        </w:rPr>
+        <w:t>example_</w:t>
+      </w:r>
+      <w:r>
+        <w:rPr>
+          <w:sz w:val="28"/>
+          <w:szCs w:val="28"/>
+        </w:rPr>
+        <w:t>4</w:t>
+      </w:r>
+      <w:r>
+        <w:rPr>
+          <w:sz w:val="28"/>
+          <w:szCs w:val="28"/>
+        </w:rPr>
+        <w:t>.php</w:t>
+      </w:r>
+      <w:r>
+        <w:rPr>
+          <w:sz w:val="28"/>
+          <w:szCs w:val="28"/>
+        </w:rPr>
+        <w:t>.</w:t>
+      </w:r>
+    </w:p>
+    <w:p>
+      <w:pPr>
+        <w:spacing w:line="360" w:lineRule="auto"/>
+        <w:ind w:firstLine="425"/>
+        <w:jc w:val="both"/>
+        <w:rPr>
+          <w:sz w:val="28"/>
+          <w:szCs w:val="28"/>
+        </w:rPr>
+      </w:pPr>
+      <w:r>
+        <w:rPr>
+          <w:sz w:val="28"/>
+          <w:szCs w:val="28"/>
+        </w:rPr>
+        <w:drawing>
+          <wp:inline distT="0" distB="0" distL="0" distR="0" wp14:anchorId="4B4CB2ED" wp14:editId="447B007C">
+            <wp:extent cx="5940425" cy="1337310"/>
+            <wp:effectExtent l="0" t="0" r="3175" b="0"/>
+            <wp:docPr id="7" name="Рисунок 7"/>
+            <wp:cNvGraphicFramePr>
+              <a:graphicFrameLocks xmlns:a="http://schemas.openxmlformats.org/drawingml/2006/main" noChangeAspect="1"/>
+            </wp:cNvGraphicFramePr>
+            <a:graphic xmlns:a="http://schemas.openxmlformats.org/drawingml/2006/main">
+              <a:graphicData uri="http://schemas.openxmlformats.org/drawingml/2006/picture">
+                <pic:pic xmlns:pic="http://schemas.openxmlformats.org/drawingml/2006/picture">
+                  <pic:nvPicPr>
+                    <pic:cNvPr id="1" name=""/>
+                    <pic:cNvPicPr/>
+                  </pic:nvPicPr>
+                  <pic:blipFill>
+                    <a:blip r:embed="rId11"/>
+                    <a:stretch>
+                      <a:fillRect/>
+                    </a:stretch>
+                  </pic:blipFill>
+                  <pic:spPr>
+                    <a:xfrm>
+                      <a:off x="0" y="0"/>
+                      <a:ext cx="5940425" cy="1337310"/>
+                    </a:xfrm>
+                    <a:prstGeom prst="rect">
+                      <a:avLst/>
+                    </a:prstGeom>
+                  </pic:spPr>
+                </pic:pic>
+              </a:graphicData>
+            </a:graphic>
+          </wp:inline>
+        </w:drawing>
+      </w:r>
+    </w:p>
+    <w:p>
+      <w:pPr>
+        <w:spacing w:line="360" w:lineRule="auto"/>
+        <w:ind w:firstLine="425"/>
+        <w:jc w:val="center"/>
+        <w:rPr>
+          <w:sz w:val="28"/>
+          <w:szCs w:val="28"/>
+        </w:rPr>
+      </w:pPr>
+      <w:r>
+        <w:rPr>
+          <w:sz w:val="28"/>
+          <w:szCs w:val="28"/>
+        </w:rPr>
+        <w:t xml:space="preserve">Рисунок </w:t>
+      </w:r>
+      <w:r>
+        <w:rPr>
+          <w:sz w:val="28"/>
+          <w:szCs w:val="28"/>
+        </w:rPr>
+        <w:t>5</w:t>
+      </w:r>
+      <w:r>
+        <w:rPr>
+          <w:sz w:val="28"/>
+          <w:szCs w:val="28"/>
+        </w:rPr>
+        <w:t xml:space="preserve"> – </w:t>
+      </w:r>
+      <w:r>
+        <w:rPr>
+          <w:sz w:val="28"/>
+          <w:szCs w:val="28"/>
+        </w:rPr>
+        <w:t>Пример 1-2</w:t>
+      </w:r>
+    </w:p>
+    <w:p>
+      <w:pPr>
+        <w:spacing w:line="360" w:lineRule="auto"/>
+        <w:ind w:firstLine="425"/>
+        <w:jc w:val="both"/>
+        <w:rPr>
+          <w:sz w:val="28"/>
+          <w:szCs w:val="28"/>
+        </w:rPr>
+      </w:pPr>
+    </w:p>
+    <w:p>
+      <w:pPr>
+        <w:spacing w:line="360" w:lineRule="auto"/>
+        <w:ind w:firstLine="425"/>
+        <w:jc w:val="both"/>
+        <w:rPr>
+          <w:sz w:val="28"/>
+          <w:szCs w:val="28"/>
+        </w:rPr>
+      </w:pPr>
+      <w:r>
+        <w:rPr>
+          <w:sz w:val="28"/>
+          <w:szCs w:val="28"/>
+        </w:rPr>
+        <w:t xml:space="preserve">5. </w:t>
+      </w:r>
+      <w:r>
+        <w:rPr>
+          <w:sz w:val="28"/>
+          <w:szCs w:val="28"/>
+        </w:rPr>
+        <w:t>К</w:t>
+      </w:r>
+      <w:r>
+        <w:rPr>
+          <w:sz w:val="28"/>
+          <w:szCs w:val="28"/>
+        </w:rPr>
+        <w:t xml:space="preserve">од в файле к лабораторным </w:t>
+      </w:r>
+      <w:r>
+        <w:rPr>
+          <w:sz w:val="28"/>
+          <w:szCs w:val="28"/>
+        </w:rPr>
+        <w:t>example_</w:t>
+      </w:r>
+      <w:r>
+        <w:rPr>
+          <w:sz w:val="28"/>
+          <w:szCs w:val="28"/>
+        </w:rPr>
+        <w:t>5</w:t>
+      </w:r>
+      <w:r>
+        <w:rPr>
+          <w:sz w:val="28"/>
+          <w:szCs w:val="28"/>
+        </w:rPr>
+        <w:t>.php</w:t>
+      </w:r>
+    </w:p>
+    <w:p>
+      <w:pPr>
+        <w:spacing w:line="360" w:lineRule="auto"/>
+        <w:ind w:firstLine="425"/>
+        <w:jc w:val="both"/>
+        <w:rPr>
+          <w:sz w:val="28"/>
+          <w:szCs w:val="28"/>
+        </w:rPr>
+      </w:pPr>
+      <w:r>
+        <w:rPr>
+          <w:sz w:val="28"/>
+          <w:szCs w:val="28"/>
+        </w:rPr>
+        <w:t xml:space="preserve">6. </w:t>
+      </w:r>
+      <w:r>
+        <w:rPr>
+          <w:sz w:val="28"/>
+          <w:szCs w:val="28"/>
+        </w:rPr>
+        <w:t xml:space="preserve">Результат приведен на рисунке </w:t>
+      </w:r>
+      <w:r>
+        <w:rPr>
+          <w:sz w:val="28"/>
+          <w:szCs w:val="28"/>
+        </w:rPr>
+        <w:t>6</w:t>
+      </w:r>
+      <w:r>
+        <w:rPr>
+          <w:sz w:val="28"/>
+          <w:szCs w:val="28"/>
+        </w:rPr>
+        <w:t xml:space="preserve">, код в файле к лабораторным </w:t>
+      </w:r>
+      <w:r>
+        <w:rPr>
+          <w:sz w:val="28"/>
+          <w:szCs w:val="28"/>
+        </w:rPr>
+        <w:t>example_</w:t>
+      </w:r>
+      <w:r>
+        <w:rPr>
+          <w:sz w:val="28"/>
+          <w:szCs w:val="28"/>
+        </w:rPr>
+        <w:t>6</w:t>
+      </w:r>
+      <w:r>
+        <w:rPr>
+          <w:sz w:val="28"/>
+          <w:szCs w:val="28"/>
+        </w:rPr>
+        <w:t>.php</w:t>
+      </w:r>
+      <w:r>
+        <w:rPr>
+          <w:sz w:val="28"/>
+          <w:szCs w:val="28"/>
+        </w:rPr>
+        <w:t>.</w:t>
+      </w:r>
+    </w:p>
+    <w:p>
+      <w:pPr>
+        <w:spacing w:line="360" w:lineRule="auto"/>
+        <w:ind w:firstLine="425"/>
+        <w:jc w:val="both"/>
+        <w:rPr>
+          <w:sz w:val="28"/>
+          <w:szCs w:val="28"/>
+          <w:lang w:val="en-US"/>
+        </w:rPr>
+      </w:pPr>
+      <w:r>
+        <w:rPr>
+          <w:sz w:val="28"/>
+          <w:szCs w:val="28"/>
+          <w:lang w:val="en-US"/>
+        </w:rPr>
+        <w:drawing>
+          <wp:inline distT="0" distB="0" distL="0" distR="0" wp14:anchorId="1B22D11C" wp14:editId="21BCEC5A">
+            <wp:extent cx="5631668" cy="1844200"/>
+            <wp:effectExtent l="0" t="0" r="7620" b="3810"/>
+            <wp:docPr id="8" name="Рисунок 8"/>
+            <wp:cNvGraphicFramePr>
+              <a:graphicFrameLocks xmlns:a="http://schemas.openxmlformats.org/drawingml/2006/main" noChangeAspect="1"/>
+            </wp:cNvGraphicFramePr>
+            <a:graphic xmlns:a="http://schemas.openxmlformats.org/drawingml/2006/main">
+              <a:graphicData uri="http://schemas.openxmlformats.org/drawingml/2006/picture">
+                <pic:pic xmlns:pic="http://schemas.openxmlformats.org/drawingml/2006/picture">
+                  <pic:nvPicPr>
+                    <pic:cNvPr id="1" name=""/>
+                    <pic:cNvPicPr/>
+                  </pic:nvPicPr>
+                  <pic:blipFill>
+                    <a:blip r:embed="rId12"/>
+                    <a:stretch>
+                      <a:fillRect/>
+                    </a:stretch>
+                  </pic:blipFill>
+                  <pic:spPr>
+                    <a:xfrm>
+                      <a:off x="0" y="0"/>
+                      <a:ext cx="5631668" cy="1844200"/>
+                    </a:xfrm>
+                    <a:prstGeom prst="rect">
+                      <a:avLst/>
+                    </a:prstGeom>
+                  </pic:spPr>
+                </pic:pic>
+              </a:graphicData>
+            </a:graphic>
+          </wp:inline>
+        </w:drawing>
+      </w:r>
+    </w:p>
+    <w:p>
+      <w:pPr>
+        <w:spacing w:line="360" w:lineRule="auto"/>
+        <w:ind w:firstLine="425"/>
+        <w:jc w:val="center"/>
+        <w:rPr>
+          <w:sz w:val="28"/>
+          <w:szCs w:val="28"/>
+          <w:lang w:val="en-US"/>
+        </w:rPr>
+      </w:pPr>
+      <w:r>
+        <w:rPr>
+          <w:sz w:val="28"/>
+          <w:szCs w:val="28"/>
+        </w:rPr>
+        <w:lastRenderedPageBreak/>
+        <w:t xml:space="preserve">Рисунок 6 – Результат работы функции </w:t>
+      </w:r>
+      <w:proofErr w:type="spellStart"/>
+      <w:r>
+        <w:rPr>
+          <w:sz w:val="28"/>
+          <w:szCs w:val="28"/>
+          <w:lang w:val="en-US"/>
+        </w:rPr>
+        <w:t>gettype</w:t>
+      </w:r>
+      <w:proofErr w:type="spellEnd"/>
+    </w:p>
+    <w:p>
+      <w:pPr>
+        <w:spacing w:line="360" w:lineRule="auto"/>
+        <w:ind w:firstLine="425"/>
+        <w:jc w:val="center"/>
+        <w:rPr>
+          <w:sz w:val="28"/>
+          <w:szCs w:val="28"/>
+        </w:rPr>
+      </w:pPr>
+    </w:p>
+    <w:p>
+      <w:pPr>
+        <w:spacing w:line="360" w:lineRule="auto"/>
+        <w:ind w:firstLine="425"/>
+        <w:jc w:val="both"/>
+        <w:rPr>
+          <w:sz w:val="28"/>
+          <w:szCs w:val="28"/>
+        </w:rPr>
+      </w:pPr>
+      <w:r>
+        <w:rPr>
+          <w:sz w:val="28"/>
+          <w:szCs w:val="28"/>
+        </w:rPr>
+        <w:t xml:space="preserve">7. Самостоятельно (в Интернете) ознакомиться с функциями, проверяющими конкретный тип переменной (это функции вида </w:t>
+      </w:r>
+      <w:r>
+        <w:rPr>
+          <w:b/>
+          <w:sz w:val="28"/>
+          <w:szCs w:val="28"/>
+          <w:lang w:val="en-US"/>
+        </w:rPr>
+        <w:t>is</w:t>
+      </w:r>
+      <w:r>
+        <w:rPr>
+          <w:b/>
+          <w:sz w:val="28"/>
+          <w:szCs w:val="28"/>
+        </w:rPr>
+        <w:t>_</w:t>
+      </w:r>
+      <w:r>
+        <w:rPr>
+          <w:b/>
+          <w:sz w:val="28"/>
+          <w:szCs w:val="28"/>
+          <w:lang w:val="en-US"/>
+        </w:rPr>
+        <w:t>integer</w:t>
+      </w:r>
+      <w:r>
+        <w:rPr>
+          <w:sz w:val="28"/>
+          <w:szCs w:val="28"/>
+        </w:rPr>
+        <w:t>(</w:t>
+      </w:r>
+      <w:r>
+        <w:rPr>
+          <w:sz w:val="28"/>
+          <w:szCs w:val="28"/>
+        </w:rPr>
+        <w:t>имя переменной)) и проверить, как они работают, дополнив предыдущий скрипт.</w:t>
+      </w:r>
+    </w:p>
+    <w:p>
+      <w:pPr>
+        <w:spacing w:line="360" w:lineRule="auto"/>
+        <w:ind w:firstLine="425"/>
+        <w:jc w:val="both"/>
+        <w:rPr>
+          <w:sz w:val="28"/>
+          <w:szCs w:val="28"/>
+        </w:rPr>
+      </w:pPr>
+      <w:r>
+        <w:rPr>
+          <w:sz w:val="28"/>
+          <w:szCs w:val="28"/>
+        </w:rPr>
+        <w:t>8. Выполнить примеры 1-3, 1-4 данного учебника.</w:t>
+      </w:r>
+    </w:p>
+    <w:p>
+      <w:pPr>
+        <w:spacing w:line="360" w:lineRule="auto"/>
+        <w:ind w:firstLine="425"/>
+        <w:jc w:val="both"/>
+        <w:rPr>
+          <w:sz w:val="28"/>
+          <w:szCs w:val="28"/>
+        </w:rPr>
+      </w:pPr>
+      <w:r>
+        <w:rPr>
+          <w:sz w:val="28"/>
+          <w:szCs w:val="28"/>
+        </w:rPr>
+        <w:t xml:space="preserve">9. Найти в Интернете материал о стандартах </w:t>
+      </w:r>
+      <w:r>
+        <w:rPr>
+          <w:sz w:val="28"/>
+          <w:szCs w:val="28"/>
+          <w:lang w:val="en-US"/>
+        </w:rPr>
+        <w:t>POSIX</w:t>
+      </w:r>
+      <w:r>
+        <w:rPr>
+          <w:sz w:val="28"/>
+          <w:szCs w:val="28"/>
+        </w:rPr>
+        <w:t xml:space="preserve"> и подготовить сообщ</w:t>
+      </w:r>
+      <w:r>
+        <w:rPr>
+          <w:sz w:val="28"/>
+          <w:szCs w:val="28"/>
+        </w:rPr>
+        <w:t>е</w:t>
+      </w:r>
+      <w:r>
+        <w:rPr>
+          <w:sz w:val="28"/>
+          <w:szCs w:val="28"/>
+        </w:rPr>
+        <w:t>ние об их назначении и использовании.</w:t>
+      </w:r>
+    </w:p>
+    <w:p>
+      <w:pPr>
+        <w:spacing w:line="360" w:lineRule="auto"/>
+        <w:ind w:firstLine="425"/>
+        <w:jc w:val="both"/>
+        <w:rPr>
+          <w:sz w:val="28"/>
+          <w:szCs w:val="28"/>
+        </w:rPr>
+      </w:pPr>
+      <w:r>
+        <w:rPr>
+          <w:sz w:val="28"/>
+          <w:szCs w:val="28"/>
+        </w:rPr>
+        <w:t>10. Нарисовать таблицу, в которой отобразить интервалы возможных знач</w:t>
+      </w:r>
+      <w:r>
+        <w:rPr>
+          <w:sz w:val="28"/>
+          <w:szCs w:val="28"/>
+        </w:rPr>
+        <w:t>е</w:t>
+      </w:r>
+      <w:r>
+        <w:rPr>
+          <w:sz w:val="28"/>
+          <w:szCs w:val="28"/>
+        </w:rPr>
+        <w:t xml:space="preserve">ний переменных в </w:t>
+      </w:r>
+      <w:r>
+        <w:rPr>
+          <w:sz w:val="28"/>
+          <w:szCs w:val="28"/>
+          <w:lang w:val="en-US"/>
+        </w:rPr>
+        <w:t>PHP</w:t>
+      </w:r>
+      <w:r>
+        <w:rPr>
+          <w:sz w:val="28"/>
+          <w:szCs w:val="28"/>
+        </w:rPr>
+        <w:t xml:space="preserve"> </w:t>
+      </w:r>
+      <w:r>
+        <w:rPr>
+          <w:sz w:val="28"/>
+          <w:szCs w:val="28"/>
+        </w:rPr>
+        <w:t>разного типа.</w:t>
+      </w:r>
+    </w:p>
+    <w:p>
+      <w:pPr>
+        <w:spacing w:line="360" w:lineRule="auto"/>
+        <w:ind w:firstLine="425"/>
+        <w:jc w:val="both"/>
+        <w:rPr>
+          <w:sz w:val="28"/>
+          <w:szCs w:val="28"/>
+        </w:rPr>
+      </w:pPr>
+      <w:r>
+        <w:rPr>
+          <w:sz w:val="28"/>
+          <w:szCs w:val="28"/>
+        </w:rPr>
+        <w:t>11. Выполнить пример 1.4.</w:t>
+      </w:r>
+    </w:p>
+    <w:p>
+      <w:pPr>
+        <w:spacing w:line="360" w:lineRule="auto"/>
+        <w:ind w:firstLine="425"/>
+        <w:jc w:val="both"/>
+        <w:rPr>
+          <w:sz w:val="28"/>
+          <w:szCs w:val="28"/>
+        </w:rPr>
+      </w:pPr>
+      <w:r>
+        <w:rPr>
+          <w:sz w:val="28"/>
+          <w:szCs w:val="28"/>
+        </w:rPr>
+        <w:t>12. Выполнить пример 1.5.</w:t>
+      </w:r>
+    </w:p>
+    <w:p>
+      <w:pPr>
+        <w:spacing w:line="360" w:lineRule="auto"/>
+        <w:ind w:firstLine="425"/>
+        <w:jc w:val="both"/>
+        <w:rPr>
+          <w:sz w:val="28"/>
+          <w:szCs w:val="28"/>
+        </w:rPr>
+      </w:pPr>
+      <w:r>
+        <w:rPr>
+          <w:sz w:val="28"/>
+          <w:szCs w:val="28"/>
+        </w:rPr>
+        <w:t xml:space="preserve">13. Рассмотреть работу функции </w:t>
+      </w:r>
+      <w:r>
+        <w:rPr>
+          <w:b/>
+          <w:sz w:val="32"/>
+          <w:szCs w:val="32"/>
+          <w:lang w:val="en-US"/>
+        </w:rPr>
+        <w:t>date</w:t>
+      </w:r>
+      <w:r>
+        <w:rPr>
+          <w:b/>
+          <w:sz w:val="32"/>
+          <w:szCs w:val="32"/>
+        </w:rPr>
+        <w:t>(…)</w:t>
+      </w:r>
+      <w:r>
+        <w:rPr>
+          <w:b/>
+          <w:i/>
+          <w:sz w:val="32"/>
+          <w:szCs w:val="32"/>
+        </w:rPr>
+        <w:t xml:space="preserve"> </w:t>
+      </w:r>
+      <w:r>
+        <w:rPr>
+          <w:sz w:val="28"/>
+          <w:szCs w:val="28"/>
+        </w:rPr>
+        <w:t>(</w:t>
+      </w:r>
+      <w:r>
+        <w:rPr>
+          <w:sz w:val="28"/>
+          <w:szCs w:val="28"/>
+        </w:rPr>
+        <w:t>найти в Интернете) и написать скрипт, вычисляющий с её помощью текущие дату (в формате «</w:t>
+      </w:r>
+      <w:proofErr w:type="spellStart"/>
+      <w:r>
+        <w:rPr>
+          <w:sz w:val="28"/>
+          <w:szCs w:val="28"/>
+        </w:rPr>
+        <w:t>день.месяц.год</w:t>
+      </w:r>
+      <w:proofErr w:type="spellEnd"/>
+      <w:r>
+        <w:rPr>
+          <w:sz w:val="28"/>
+          <w:szCs w:val="28"/>
+        </w:rPr>
+        <w:t>») и время (в формате «</w:t>
+      </w:r>
+      <w:r>
+        <w:rPr>
+          <w:sz w:val="28"/>
+          <w:szCs w:val="28"/>
+          <w:lang w:val="en-US"/>
+        </w:rPr>
+        <w:t>h</w:t>
+      </w:r>
+      <w:r>
+        <w:rPr>
+          <w:sz w:val="28"/>
+          <w:szCs w:val="28"/>
+        </w:rPr>
+        <w:t>:</w:t>
+      </w:r>
+      <w:proofErr w:type="spellStart"/>
+      <w:r>
+        <w:rPr>
+          <w:sz w:val="28"/>
+          <w:szCs w:val="28"/>
+          <w:lang w:val="en-US"/>
+        </w:rPr>
+        <w:t>i</w:t>
+      </w:r>
+      <w:proofErr w:type="spellEnd"/>
+      <w:r>
+        <w:rPr>
+          <w:sz w:val="28"/>
+          <w:szCs w:val="28"/>
+        </w:rPr>
+        <w:t>:</w:t>
+      </w:r>
+      <w:r>
+        <w:rPr>
+          <w:sz w:val="28"/>
+          <w:szCs w:val="28"/>
+          <w:lang w:val="en-US"/>
+        </w:rPr>
+        <w:t>s</w:t>
+      </w:r>
+      <w:r>
+        <w:rPr>
+          <w:sz w:val="28"/>
+          <w:szCs w:val="28"/>
+        </w:rPr>
+        <w:t>»), а также выводящий эти знач</w:t>
+      </w:r>
+      <w:r>
+        <w:rPr>
+          <w:sz w:val="28"/>
+          <w:szCs w:val="28"/>
+        </w:rPr>
+        <w:t>е</w:t>
+      </w:r>
+      <w:r>
+        <w:rPr>
+          <w:sz w:val="28"/>
+          <w:szCs w:val="28"/>
+        </w:rPr>
+        <w:t xml:space="preserve">ния в виде двух строк: </w:t>
+      </w:r>
+      <w:r>
+        <w:rPr>
+          <w:b/>
+          <w:sz w:val="28"/>
+          <w:szCs w:val="28"/>
+        </w:rPr>
+        <w:t xml:space="preserve">Текущая дата: … года </w:t>
+      </w:r>
+      <w:r>
+        <w:rPr>
+          <w:sz w:val="28"/>
+          <w:szCs w:val="28"/>
+        </w:rPr>
+        <w:t xml:space="preserve">и </w:t>
+      </w:r>
+      <w:r>
+        <w:rPr>
+          <w:b/>
+          <w:sz w:val="28"/>
+          <w:szCs w:val="28"/>
+        </w:rPr>
+        <w:t>Текущее время: …</w:t>
+      </w:r>
+      <w:r>
+        <w:rPr>
+          <w:sz w:val="28"/>
+          <w:szCs w:val="28"/>
+        </w:rPr>
+        <w:t>.</w:t>
+      </w:r>
+    </w:p>
+    <w:p>
+      <w:pPr>
+        <w:spacing w:line="360" w:lineRule="auto"/>
+        <w:ind w:firstLine="425"/>
+        <w:jc w:val="both"/>
+        <w:rPr>
+          <w:sz w:val="28"/>
+          <w:szCs w:val="28"/>
+        </w:rPr>
+      </w:pPr>
+      <w:r>
+        <w:rPr>
+          <w:sz w:val="32"/>
+          <w:szCs w:val="32"/>
+        </w:rPr>
+        <w:t xml:space="preserve">14. </w:t>
+      </w:r>
+      <w:r>
+        <w:rPr>
+          <w:sz w:val="28"/>
+          <w:szCs w:val="28"/>
+        </w:rPr>
+        <w:t>Присвоить двум переменным значение двух чисел и вывести результаты их сложения и конкатенации. Далее скрипт должен, удаляя по одной пер</w:t>
+      </w:r>
+      <w:r>
+        <w:rPr>
+          <w:sz w:val="28"/>
+          <w:szCs w:val="28"/>
+        </w:rPr>
+        <w:t>е</w:t>
+      </w:r>
+      <w:r>
+        <w:rPr>
+          <w:sz w:val="28"/>
+          <w:szCs w:val="28"/>
+        </w:rPr>
+        <w:t>менной и проверяя наличие каждой из них, проверить результат сложения и конкатенации этих переменных.</w:t>
+      </w:r>
+    </w:p>
+    <w:p>
+      <w:pPr>
+        <w:spacing w:line="360" w:lineRule="auto"/>
+        <w:ind w:firstLine="425"/>
+        <w:jc w:val="both"/>
+        <w:rPr>
+          <w:sz w:val="28"/>
+          <w:szCs w:val="28"/>
+        </w:rPr>
+      </w:pPr>
+      <w:r>
+        <w:rPr>
+          <w:sz w:val="28"/>
+          <w:szCs w:val="28"/>
+        </w:rPr>
+        <w:t>15. Реализуйте скрипт - пример интерполяции имени переменной в строку.</w:t>
+      </w:r>
+    </w:p>
+    <w:p>
+      <w:pPr>
+        <w:spacing w:line="360" w:lineRule="auto"/>
+        <w:ind w:firstLine="425"/>
+        <w:jc w:val="both"/>
+        <w:rPr>
+          <w:sz w:val="28"/>
+          <w:szCs w:val="28"/>
+        </w:rPr>
+      </w:pPr>
+      <w:r>
+        <w:rPr>
+          <w:sz w:val="28"/>
+          <w:szCs w:val="28"/>
+        </w:rPr>
+        <w:t xml:space="preserve">16. Дайте полное описание функции задания константы в </w:t>
+      </w:r>
+      <w:r>
+        <w:rPr>
+          <w:sz w:val="28"/>
+          <w:szCs w:val="28"/>
+          <w:lang w:val="en-US"/>
+        </w:rPr>
+        <w:t>PHP</w:t>
+      </w:r>
+      <w:r>
+        <w:rPr>
+          <w:sz w:val="28"/>
+          <w:szCs w:val="28"/>
+        </w:rPr>
+        <w:t>.</w:t>
+      </w:r>
+    </w:p>
+    <w:p>
+      <w:pPr>
+        <w:spacing w:line="360" w:lineRule="auto"/>
+        <w:ind w:firstLine="425"/>
+        <w:jc w:val="both"/>
+        <w:rPr>
+          <w:sz w:val="28"/>
+          <w:szCs w:val="28"/>
+        </w:rPr>
+      </w:pPr>
+      <w:r>
+        <w:rPr>
+          <w:sz w:val="28"/>
+          <w:szCs w:val="28"/>
+        </w:rPr>
+        <w:t>17. Сделать анализ скриптов 1.7 и 1.8, а затем выполнить их.</w:t>
+      </w:r>
+    </w:p>
+    <w:p>
+      <w:pPr>
+        <w:spacing w:line="360" w:lineRule="auto"/>
+        <w:ind w:firstLine="425"/>
+        <w:jc w:val="both"/>
+        <w:rPr>
+          <w:sz w:val="28"/>
+          <w:szCs w:val="28"/>
+        </w:rPr>
+      </w:pPr>
+      <w:r>
+        <w:rPr>
+          <w:sz w:val="28"/>
+          <w:szCs w:val="28"/>
+        </w:rPr>
+        <w:t>18. Разобрать и выполнить скрипты 1.13 – 1.15.</w:t>
+      </w:r>
+    </w:p>
+    <w:p>
+      <w:pPr>
+        <w:spacing w:line="360" w:lineRule="auto"/>
+        <w:ind w:firstLine="425"/>
+        <w:jc w:val="both"/>
+        <w:rPr>
+          <w:sz w:val="28"/>
+          <w:szCs w:val="28"/>
+        </w:rPr>
+      </w:pPr>
+      <w:r>
+        <w:rPr>
+          <w:sz w:val="28"/>
+          <w:szCs w:val="28"/>
+        </w:rPr>
+        <w:t xml:space="preserve">19. Разработать алгоритм вычисления факториала от числа </w:t>
+      </w:r>
+      <w:r>
+        <w:rPr>
+          <w:sz w:val="28"/>
+          <w:szCs w:val="28"/>
+          <w:lang w:val="en-US"/>
+        </w:rPr>
+        <w:t>n</w:t>
+      </w:r>
+      <w:r>
+        <w:rPr>
+          <w:sz w:val="28"/>
+          <w:szCs w:val="28"/>
+        </w:rPr>
+        <w:t xml:space="preserve">. </w:t>
+      </w:r>
+      <w:r>
+        <w:rPr>
+          <w:sz w:val="28"/>
+          <w:szCs w:val="28"/>
+        </w:rPr>
+        <w:t>Создать фун</w:t>
+      </w:r>
+      <w:r>
+        <w:rPr>
+          <w:sz w:val="28"/>
+          <w:szCs w:val="28"/>
+        </w:rPr>
+        <w:t>к</w:t>
+      </w:r>
+      <w:r>
+        <w:rPr>
+          <w:sz w:val="28"/>
+          <w:szCs w:val="28"/>
+        </w:rPr>
+        <w:t>цию, вычисляющую значения факториала</w:t>
+      </w:r>
+      <w:r>
+        <w:rPr>
+          <w:sz w:val="28"/>
+          <w:szCs w:val="28"/>
+        </w:rPr>
+        <w:t xml:space="preserve"> </w:t>
+      </w:r>
+      <w:r>
+        <w:rPr>
+          <w:sz w:val="28"/>
+          <w:szCs w:val="28"/>
+          <w:lang w:val="en-US"/>
+        </w:rPr>
+        <w:t>n</w:t>
+      </w:r>
+      <w:r>
+        <w:rPr>
+          <w:sz w:val="28"/>
+          <w:szCs w:val="28"/>
+        </w:rPr>
+        <w:t>!</w:t>
+      </w:r>
+      <w:r>
+        <w:rPr>
+          <w:sz w:val="28"/>
+          <w:szCs w:val="28"/>
+        </w:rPr>
+        <w:t>, и скрипт, вычисляющий знач</w:t>
+      </w:r>
+      <w:r>
+        <w:rPr>
+          <w:sz w:val="28"/>
+          <w:szCs w:val="28"/>
+        </w:rPr>
+        <w:t>е</w:t>
+      </w:r>
+      <w:r>
+        <w:rPr>
+          <w:sz w:val="28"/>
+          <w:szCs w:val="28"/>
+        </w:rPr>
+        <w:t>ние факториала с помощью этой функции.</w:t>
+      </w:r>
+    </w:p>
+    <w:p>
+      <w:pPr>
+        <w:spacing w:line="360" w:lineRule="auto"/>
+        <w:ind w:firstLine="425"/>
+        <w:jc w:val="both"/>
+        <w:rPr>
+          <w:sz w:val="28"/>
+          <w:szCs w:val="28"/>
+        </w:rPr>
+      </w:pPr>
+      <w:r>
+        <w:rPr>
+          <w:sz w:val="28"/>
+          <w:szCs w:val="28"/>
+        </w:rPr>
+        <w:t>20. Написать и выполнить скрипт, в котором применялись бы различные стандартные функции по работе с текстом.</w:t>
+      </w:r>
+    </w:p>
+    <w:p>
+      <w:pPr>
+        <w:spacing w:line="360" w:lineRule="auto"/>
+        <w:ind w:firstLine="425"/>
+        <w:jc w:val="both"/>
+        <w:rPr>
+          <w:sz w:val="28"/>
+          <w:szCs w:val="28"/>
+        </w:rPr>
+      </w:pPr>
+      <w:r>
+        <w:rPr>
+          <w:sz w:val="28"/>
+          <w:szCs w:val="28"/>
+        </w:rPr>
+        <w:t xml:space="preserve">21. Проиллюстрируйте скриптом правила преобразования типов </w:t>
+      </w:r>
+      <w:r>
+        <w:rPr>
+          <w:sz w:val="28"/>
+          <w:szCs w:val="28"/>
+        </w:rPr>
+        <w:lastRenderedPageBreak/>
+        <w:t>переменных.</w:t>
+      </w:r>
+    </w:p>
+    <w:p>
+      <w:pPr>
+        <w:spacing w:line="360" w:lineRule="auto"/>
+        <w:ind w:firstLine="425"/>
+        <w:jc w:val="both"/>
+        <w:rPr>
+          <w:b/>
+          <w:bCs/>
+          <w:sz w:val="28"/>
+          <w:szCs w:val="28"/>
+        </w:rPr>
+      </w:pPr>
+    </w:p>
+    <w:p>
+      <w:pPr>
+        <w:spacing w:line="360" w:lineRule="auto"/>
+        <w:ind w:firstLine="425"/>
+        <w:jc w:val="both"/>
+        <w:rPr>
+          <w:b/>
+          <w:bCs/>
           <w:sz w:val="28"/>
           <w:szCs w:val="28"/>
         </w:rPr>

--- a/1 Разработка Web-приложений (Трубилов Николай Михайлович)/Лабораторные/Лабораторная_1/Соколов Д.А Ик-731 - ЛР1 (Отчет по практическим заданиям).docx
+++ b/1 Разработка Web-приложений (Трубилов Николай Михайлович)/Лабораторные/Лабораторная_1/Соколов Д.А Ик-731 - ЛР1 (Отчет по практическим заданиям).docx
@@ -1,6 +1,6 @@
 
 <file path=word/document.xml><?xml version="1.0" encoding="utf-8"?>
-<w:document xmlns:wpc="http://schemas.microsoft.com/office/word/2010/wordprocessingCanvas" xmlns:cx="http://schemas.microsoft.com/office/drawing/2014/chartex" xmlns:cx1="http://schemas.microsoft.com/office/drawing/2015/9/8/chartex" xmlns:cx2="http://schemas.microsoft.com/office/drawing/2015/10/21/chartex" xmlns:cx3="http://schemas.microsoft.com/office/drawing/2016/5/9/chartex" xmlns:cx4="http://schemas.microsoft.com/office/drawing/2016/5/10/chartex" xmlns:cx5="http://schemas.microsoft.com/office/drawing/2016/5/11/chartex" xmlns:cx6="http://schemas.microsoft.com/office/drawing/2016/5/12/chartex" xmlns:cx7="http://schemas.microsoft.com/office/drawing/2016/5/13/chartex" xmlns:cx8="http://schemas.microsoft.com/office/drawing/2016/5/14/chartex" xmlns:mc="http://schemas.openxmlformats.org/markup-compatibility/2006" xmlns:aink="http://schemas.microsoft.com/office/drawing/2016/ink" xmlns:am3d="http://schemas.microsoft.com/office/drawing/2017/model3d" xmlns:o="urn:schemas-microsoft-com:office:office" xmlns:oel="http://schemas.microsoft.com/office/2019/extlst" xmlns:r="http://schemas.openxmlformats.org/officeDocument/2006/relationships" xmlns:m="http://schemas.openxmlformats.org/officeDocument/2006/math" xmlns:v="urn:schemas-microsoft-com:vml" xmlns:wp14="http://schemas.microsoft.com/office/word/2010/wordprocessingDrawing" xmlns:wp="http://schemas.openxmlformats.org/drawingml/2006/wordprocessingDrawing" xmlns:w10="urn:schemas-microsoft-com:office:word" xmlns:w="http://schemas.openxmlformats.org/wordprocessingml/2006/main" xmlns:w14="http://schemas.microsoft.com/office/word/2010/wordml" xmlns:w15="http://schemas.microsoft.com/office/word/2012/wordml" xmlns:w16cex="http://schemas.microsoft.com/office/word/2018/wordml/cex" xmlns:w16cid="http://schemas.microsoft.com/office/word/2016/wordml/cid" xmlns:w16="http://schemas.microsoft.com/office/word/2018/wordml" xmlns:w16sdtdh="http://schemas.microsoft.com/office/word/2020/wordml/sdtdatahash" xmlns:w16se="http://schemas.microsoft.com/office/word/2015/wordml/symex" xmlns:wpg="http://schemas.microsoft.com/office/word/2010/wordprocessingGroup" xmlns:wpi="http://schemas.microsoft.com/office/word/2010/wordprocessingInk" xmlns:wne="http://schemas.microsoft.com/office/word/2006/wordml" xmlns:wps="http://schemas.microsoft.com/office/word/2010/wordprocessingShape" mc:Ignorable="w14 w15 w16se w16cid w16 w16cex w16sdtdh wp14">
+<w:document xmlns:wpc="http://schemas.microsoft.com/office/word/2010/wordprocessingCanvas" xmlns:cx="http://schemas.microsoft.com/office/drawing/2014/chartex" xmlns:cx1="http://schemas.microsoft.com/office/drawing/2015/9/8/chartex" xmlns:cx2="http://schemas.microsoft.com/office/drawing/2015/10/21/chartex" xmlns:cx3="http://schemas.microsoft.com/office/drawing/2016/5/9/chartex" xmlns:cx4="http://schemas.microsoft.com/office/drawing/2016/5/10/chartex" xmlns:cx5="http://schemas.microsoft.com/office/drawing/2016/5/11/chartex" xmlns:cx6="http://schemas.microsoft.com/office/drawing/2016/5/12/chartex" xmlns:cx7="http://schemas.microsoft.com/office/drawing/2016/5/13/chartex" xmlns:cx8="http://schemas.microsoft.com/office/drawing/2016/5/14/chartex" xmlns:mc="http://schemas.openxmlformats.org/markup-compatibility/2006" xmlns:aink="http://schemas.microsoft.com/office/drawing/2016/ink" xmlns:am3d="http://schemas.microsoft.com/office/drawing/2017/model3d" xmlns:o="urn:schemas-microsoft-com:office:office" xmlns:r="http://schemas.openxmlformats.org/officeDocument/2006/relationships" xmlns:m="http://schemas.openxmlformats.org/officeDocument/2006/math" xmlns:v="urn:schemas-microsoft-com:vml" xmlns:wp14="http://schemas.microsoft.com/office/word/2010/wordprocessingDrawing" xmlns:wp="http://schemas.openxmlformats.org/drawingml/2006/wordprocessingDrawing" xmlns:w10="urn:schemas-microsoft-com:office:word" xmlns:w="http://schemas.openxmlformats.org/wordprocessingml/2006/main" xmlns:w14="http://schemas.microsoft.com/office/word/2010/wordml" xmlns:w15="http://schemas.microsoft.com/office/word/2012/wordml" xmlns:w16cex="http://schemas.microsoft.com/office/word/2018/wordml/cex" xmlns:w16cid="http://schemas.microsoft.com/office/word/2016/wordml/cid" xmlns:w16="http://schemas.microsoft.com/office/word/2018/wordml" xmlns:w16se="http://schemas.microsoft.com/office/word/2015/wordml/symex" xmlns:wpg="http://schemas.microsoft.com/office/word/2010/wordprocessingGroup" xmlns:wpi="http://schemas.microsoft.com/office/word/2010/wordprocessingInk" xmlns:wne="http://schemas.microsoft.com/office/word/2006/wordml" xmlns:wps="http://schemas.microsoft.com/office/word/2010/wordprocessingShape" mc:Ignorable="w14 w15 w16se w16cid w16 w16cex wp14">
   <w:body>
     <w:p>
       <w:pPr>
@@ -68,7 +68,6 @@
         </w:rPr>
         <w:t xml:space="preserve">Для выполнения заданий заранее установил </w:t>
       </w:r>
-      <w:proofErr w:type="spellStart"/>
       <w:r>
         <w:rPr>
           <w:sz w:val="28"/>
@@ -77,7 +76,6 @@
         </w:rPr>
         <w:t>xampp</w:t>
       </w:r>
-      <w:proofErr w:type="spellEnd"/>
       <w:r>
         <w:rPr>
           <w:sz w:val="28"/>
@@ -169,7 +167,6 @@
         </w:rPr>
         <w:t>_</w:t>
       </w:r>
-      <w:proofErr w:type="spellStart"/>
       <w:r>
         <w:rPr>
           <w:sz w:val="28"/>
@@ -178,7 +175,6 @@
         </w:rPr>
         <w:t>php</w:t>
       </w:r>
-      <w:proofErr w:type="spellEnd"/>
       <w:r>
         <w:rPr>
           <w:sz w:val="28"/>
@@ -265,7 +261,6 @@
         </w:rPr>
         <w:t xml:space="preserve">Рисунок 1 – </w:t>
       </w:r>
-      <w:proofErr w:type="spellStart"/>
       <w:r>
         <w:rPr>
           <w:sz w:val="28"/>
@@ -274,7 +269,6 @@
         </w:rPr>
         <w:t>xampp</w:t>
       </w:r>
-      <w:proofErr w:type="spellEnd"/>
     </w:p>
     <w:p>
       <w:pPr>
@@ -377,14 +371,7 @@
           <w:szCs w:val="28"/>
         </w:rPr>
         <w:lastRenderedPageBreak/>
-        <w:t xml:space="preserve">1. </w:t>
-      </w:r>
-      <w:r>
-        <w:rPr>
-          <w:sz w:val="28"/>
-          <w:szCs w:val="28"/>
-        </w:rPr>
-        <w:t xml:space="preserve">Результат приведен на рисунке 3, код в файле к лабораторным </w:t>
+        <w:t xml:space="preserve">1. Результат приведен на рисунке 3, код в файле к лабораторным </w:t>
       </w:r>
       <w:r>
         <w:rPr>
@@ -414,6 +401,7 @@
       </w:pPr>
       <w:r>
         <w:rPr>
+          <w:noProof/>
           <w:sz w:val="28"/>
           <w:szCs w:val="28"/>
           <w:lang w:val="en-US"/>
@@ -499,21 +487,7 @@
           <w:sz w:val="28"/>
           <w:szCs w:val="28"/>
         </w:rPr>
-        <w:t xml:space="preserve">2. Результат приведен на рисунке </w:t>
-      </w:r>
-      <w:r>
-        <w:rPr>
-          <w:sz w:val="28"/>
-          <w:szCs w:val="28"/>
-        </w:rPr>
-        <w:t>4</w:t>
-      </w:r>
-      <w:r>
-        <w:rPr>
-          <w:sz w:val="28"/>
-          <w:szCs w:val="28"/>
-        </w:rPr>
-        <w:t xml:space="preserve">, код в файле к лабораторным </w:t>
+        <w:t xml:space="preserve">2. Результат приведен на рисунке 4, код в файле к лабораторным </w:t>
       </w:r>
       <w:r>
         <w:rPr>
@@ -556,6 +530,7 @@
       </w:pPr>
       <w:r>
         <w:rPr>
+          <w:noProof/>
           <w:sz w:val="28"/>
           <w:szCs w:val="28"/>
         </w:rPr>
@@ -669,79 +644,65 @@
         <w:rPr>
           <w:sz w:val="28"/>
           <w:szCs w:val="28"/>
+        </w:rPr>
+      </w:pPr>
+      <w:r>
+        <w:rPr>
+          <w:sz w:val="28"/>
+          <w:szCs w:val="28"/>
+        </w:rPr>
+        <w:t xml:space="preserve">3. </w:t>
+      </w:r>
+      <w:r>
+        <w:rPr>
+          <w:sz w:val="28"/>
+          <w:szCs w:val="28"/>
+        </w:rPr>
+        <w:t xml:space="preserve">Результат приведен на рисунке 5, код в файле к лабораторным </w:t>
+      </w:r>
+      <w:r>
+        <w:rPr>
+          <w:sz w:val="28"/>
+          <w:szCs w:val="28"/>
+        </w:rPr>
+        <w:t>example_</w:t>
+      </w:r>
+      <w:r>
+        <w:rPr>
+          <w:sz w:val="28"/>
+          <w:szCs w:val="28"/>
+        </w:rPr>
+        <w:t>3</w:t>
+      </w:r>
+      <w:r>
+        <w:rPr>
+          <w:sz w:val="28"/>
+          <w:szCs w:val="28"/>
+        </w:rPr>
+        <w:t>.php</w:t>
+      </w:r>
+      <w:r>
+        <w:rPr>
+          <w:sz w:val="28"/>
+          <w:szCs w:val="28"/>
+        </w:rPr>
+        <w:t>.</w:t>
+      </w:r>
+    </w:p>
+    <w:p>
+      <w:pPr>
+        <w:spacing w:line="360" w:lineRule="auto"/>
+        <w:ind w:firstLine="425"/>
+        <w:jc w:val="both"/>
+        <w:rPr>
+          <w:sz w:val="28"/>
+          <w:szCs w:val="28"/>
           <w:lang w:val="en-US"/>
         </w:rPr>
       </w:pPr>
       <w:r>
         <w:rPr>
-          <w:sz w:val="28"/>
-          <w:szCs w:val="28"/>
-        </w:rPr>
-        <w:t xml:space="preserve">3. </w:t>
-      </w:r>
-      <w:r>
-        <w:rPr>
-          <w:sz w:val="28"/>
-          <w:szCs w:val="28"/>
-        </w:rPr>
-        <w:t xml:space="preserve">Результат приведен на рисунке </w:t>
-      </w:r>
-      <w:r>
-        <w:rPr>
-          <w:sz w:val="28"/>
-          <w:szCs w:val="28"/>
-        </w:rPr>
-        <w:t>5</w:t>
-      </w:r>
-      <w:r>
-        <w:rPr>
-          <w:sz w:val="28"/>
-          <w:szCs w:val="28"/>
-        </w:rPr>
-        <w:t xml:space="preserve">, код в файле к лабораторным </w:t>
-      </w:r>
-      <w:r>
-        <w:rPr>
-          <w:sz w:val="28"/>
-          <w:szCs w:val="28"/>
-        </w:rPr>
-        <w:t>example_</w:t>
-      </w:r>
-      <w:r>
-        <w:rPr>
-          <w:sz w:val="28"/>
-          <w:szCs w:val="28"/>
-        </w:rPr>
-        <w:t>3</w:t>
-      </w:r>
-      <w:r>
-        <w:rPr>
-          <w:sz w:val="28"/>
-          <w:szCs w:val="28"/>
-        </w:rPr>
-        <w:t>.php</w:t>
-      </w:r>
-      <w:r>
-        <w:rPr>
-          <w:sz w:val="28"/>
-          <w:szCs w:val="28"/>
-        </w:rPr>
-        <w:t>.</w:t>
-      </w:r>
-    </w:p>
-    <w:p>
-      <w:pPr>
-        <w:spacing w:line="360" w:lineRule="auto"/>
-        <w:ind w:firstLine="425"/>
-        <w:jc w:val="both"/>
-        <w:rPr>
-          <w:sz w:val="28"/>
-          <w:szCs w:val="28"/>
-          <w:lang w:val="en-US"/>
-        </w:rPr>
-      </w:pPr>
-      <w:r>
-        <w:rPr>
+          <w:noProof/>
           <w:sz w:val="28"/>
           <w:szCs w:val="28"/>
           <w:lang w:val="en-US"/>
@@ -813,14 +774,7 @@
           <w:sz w:val="28"/>
           <w:szCs w:val="28"/>
         </w:rPr>
-        <w:t xml:space="preserve"> – </w:t>
-      </w:r>
-      <w:r>
-        <w:rPr>
-          <w:sz w:val="28"/>
-          <w:szCs w:val="28"/>
-        </w:rPr>
-        <w:t>Теги из предыдущего задания</w:t>
+        <w:t xml:space="preserve"> – Теги из предыдущего задания</w:t>
       </w:r>
     </w:p>
     <w:p>
@@ -856,21 +810,7 @@
           <w:sz w:val="28"/>
           <w:szCs w:val="28"/>
         </w:rPr>
-        <w:t xml:space="preserve">Результат приведен на рисунке </w:t>
-      </w:r>
-      <w:r>
-        <w:rPr>
-          <w:sz w:val="28"/>
-          <w:szCs w:val="28"/>
-        </w:rPr>
-        <w:t>6</w:t>
-      </w:r>
-      <w:r>
-        <w:rPr>
-          <w:sz w:val="28"/>
-          <w:szCs w:val="28"/>
-        </w:rPr>
-        <w:t xml:space="preserve">, код в файле к лабораторным </w:t>
+        <w:t xml:space="preserve">Результат приведен на рисунке 6, код в файле к лабораторным </w:t>
       </w:r>
       <w:r>
         <w:rPr>
@@ -913,6 +853,7 @@
       </w:pPr>
       <w:r>
         <w:rPr>
+          <w:noProof/>
           <w:sz w:val="28"/>
           <w:szCs w:val="28"/>
         </w:rPr>
@@ -982,14 +923,7 @@
           <w:sz w:val="28"/>
           <w:szCs w:val="28"/>
         </w:rPr>
-        <w:t xml:space="preserve"> – </w:t>
-      </w:r>
-      <w:r>
-        <w:rPr>
-          <w:sz w:val="28"/>
-          <w:szCs w:val="28"/>
-        </w:rPr>
-        <w:t>Пример 1-2</w:t>
+        <w:t xml:space="preserve"> – Пример 1-2</w:t>
       </w:r>
     </w:p>
     <w:p>
@@ -1025,14 +959,7 @@
           <w:sz w:val="28"/>
           <w:szCs w:val="28"/>
         </w:rPr>
-        <w:t>К</w:t>
-      </w:r>
-      <w:r>
-        <w:rPr>
-          <w:sz w:val="28"/>
-          <w:szCs w:val="28"/>
-        </w:rPr>
-        <w:t xml:space="preserve">од в файле к лабораторным </w:t>
+        <w:t xml:space="preserve">Код в файле к лабораторным </w:t>
       </w:r>
       <w:r>
         <w:rPr>
@@ -1078,7 +1005,14 @@
           <w:sz w:val="28"/>
           <w:szCs w:val="28"/>
         </w:rPr>
-        <w:t xml:space="preserve">Результат приведен на рисунке </w:t>
+        <w:t xml:space="preserve">Результат приведен на рисунке 6, код в файле к лабораторным </w:t>
+      </w:r>
+      <w:r>
+        <w:rPr>
+          <w:sz w:val="28"/>
+          <w:szCs w:val="28"/>
+        </w:rPr>
+        <w:t>example_</w:t>
       </w:r>
       <w:r>
         <w:rPr>
@@ -1092,27 +1026,6 @@
           <w:sz w:val="28"/>
           <w:szCs w:val="28"/>
         </w:rPr>
-        <w:t xml:space="preserve">, код в файле к лабораторным </w:t>
-      </w:r>
-      <w:r>
-        <w:rPr>
-          <w:sz w:val="28"/>
-          <w:szCs w:val="28"/>
-        </w:rPr>
-        <w:t>example_</w:t>
-      </w:r>
-      <w:r>
-        <w:rPr>
-          <w:sz w:val="28"/>
-          <w:szCs w:val="28"/>
-        </w:rPr>
-        <w:t>6</w:t>
-      </w:r>
-      <w:r>
-        <w:rPr>
-          <w:sz w:val="28"/>
-          <w:szCs w:val="28"/>
-        </w:rPr>
         <w:t>.php</w:t>
       </w:r>
       <w:r>
@@ -1136,6 +1049,7 @@
       </w:pPr>
       <w:r>
         <w:rPr>
+          <w:noProof/>
           <w:sz w:val="28"/>
           <w:szCs w:val="28"/>
           <w:lang w:val="en-US"/>
@@ -1185,7 +1099,6 @@
         <w:rPr>
           <w:sz w:val="28"/>
           <w:szCs w:val="28"/>
-          <w:lang w:val="en-US"/>
         </w:rPr>
       </w:pPr>
       <w:r>
@@ -1196,7 +1109,6 @@
         <w:lastRenderedPageBreak/>
         <w:t xml:space="preserve">Рисунок 6 – Результат работы функции </w:t>
       </w:r>
-      <w:proofErr w:type="spellStart"/>
       <w:r>
         <w:rPr>
           <w:sz w:val="28"/>
@@ -1205,7 +1117,6 @@
         </w:rPr>
         <w:t>gettype</w:t>
       </w:r>
-      <w:proofErr w:type="spellEnd"/>
     </w:p>
     <w:p>
       <w:pPr>
@@ -1233,83 +1144,400 @@
           <w:sz w:val="28"/>
           <w:szCs w:val="28"/>
         </w:rPr>
-        <w:t xml:space="preserve">7. Самостоятельно (в Интернете) ознакомиться с функциями, проверяющими конкретный тип переменной (это функции вида </w:t>
-      </w:r>
+        <w:t xml:space="preserve">7. </w:t>
+      </w:r>
+      <w:r>
+        <w:rPr>
+          <w:sz w:val="28"/>
+          <w:szCs w:val="28"/>
+        </w:rPr>
+        <w:t xml:space="preserve">Результат приведен на рисунке </w:t>
+      </w:r>
+      <w:r>
+        <w:rPr>
+          <w:sz w:val="28"/>
+          <w:szCs w:val="28"/>
+        </w:rPr>
+        <w:t>7</w:t>
+      </w:r>
+      <w:r>
+        <w:rPr>
+          <w:sz w:val="28"/>
+          <w:szCs w:val="28"/>
+        </w:rPr>
+        <w:t xml:space="preserve">, код в файле к лабораторным </w:t>
+      </w:r>
+      <w:r>
+        <w:rPr>
+          <w:sz w:val="28"/>
+          <w:szCs w:val="28"/>
+        </w:rPr>
+        <w:t>example_</w:t>
+      </w:r>
+      <w:r>
+        <w:rPr>
+          <w:sz w:val="28"/>
+          <w:szCs w:val="28"/>
+        </w:rPr>
+        <w:t>7</w:t>
+      </w:r>
+      <w:r>
+        <w:rPr>
+          <w:sz w:val="28"/>
+          <w:szCs w:val="28"/>
+        </w:rPr>
+        <w:t>.php</w:t>
+      </w:r>
+      <w:r>
+        <w:rPr>
+          <w:sz w:val="28"/>
+          <w:szCs w:val="28"/>
+        </w:rPr>
+        <w:t>.</w:t>
+      </w:r>
+    </w:p>
+    <w:p>
+      <w:pPr>
+        <w:spacing w:line="360" w:lineRule="auto"/>
+        <w:ind w:firstLine="425"/>
+        <w:jc w:val="center"/>
+        <w:rPr>
+          <w:sz w:val="28"/>
+          <w:szCs w:val="28"/>
+        </w:rPr>
+      </w:pPr>
+      <w:r>
+        <w:rPr>
+          <w:sz w:val="28"/>
+          <w:szCs w:val="28"/>
+        </w:rPr>
+        <w:drawing>
+          <wp:inline distT="0" distB="0" distL="0" distR="0" wp14:anchorId="6A387A13" wp14:editId="13B01A19">
+            <wp:extent cx="5334744" cy="5068007"/>
+            <wp:effectExtent l="0" t="0" r="0" b="0"/>
+            <wp:docPr id="4" name="Рисунок 4"/>
+            <wp:cNvGraphicFramePr>
+              <a:graphicFrameLocks xmlns:a="http://schemas.openxmlformats.org/drawingml/2006/main" noChangeAspect="1"/>
+            </wp:cNvGraphicFramePr>
+            <a:graphic xmlns:a="http://schemas.openxmlformats.org/drawingml/2006/main">
+              <a:graphicData uri="http://schemas.openxmlformats.org/drawingml/2006/picture">
+                <pic:pic xmlns:pic="http://schemas.openxmlformats.org/drawingml/2006/picture">
+                  <pic:nvPicPr>
+                    <pic:cNvPr id="1" name=""/>
+                    <pic:cNvPicPr/>
+                  </pic:nvPicPr>
+                  <pic:blipFill>
+                    <a:blip r:embed="rId13"/>
+                    <a:stretch>
+                      <a:fillRect/>
+                    </a:stretch>
+                  </pic:blipFill>
+                  <pic:spPr>
+                    <a:xfrm>
+                      <a:off x="0" y="0"/>
+                      <a:ext cx="5334744" cy="5068007"/>
+                    </a:xfrm>
+                    <a:prstGeom prst="rect">
+                      <a:avLst/>
+                    </a:prstGeom>
+                  </pic:spPr>
+                </pic:pic>
+              </a:graphicData>
+            </a:graphic>
+          </wp:inline>
+        </w:drawing>
+      </w:r>
+    </w:p>
+    <w:p>
+      <w:pPr>
+        <w:spacing w:line="360" w:lineRule="auto"/>
+        <w:ind w:firstLine="425"/>
+        <w:jc w:val="center"/>
+        <w:rPr>
+          <w:sz w:val="28"/>
+          <w:szCs w:val="28"/>
+        </w:rPr>
+      </w:pPr>
+      <w:r>
+        <w:rPr>
+          <w:sz w:val="28"/>
+          <w:szCs w:val="28"/>
+        </w:rPr>
+        <w:t xml:space="preserve">Рисунок </w:t>
+      </w:r>
+      <w:r>
+        <w:rPr>
+          <w:sz w:val="28"/>
+          <w:szCs w:val="28"/>
+        </w:rPr>
+        <w:t>7</w:t>
+      </w:r>
+      <w:r>
+        <w:rPr>
+          <w:sz w:val="28"/>
+          <w:szCs w:val="28"/>
+        </w:rPr>
+        <w:t xml:space="preserve"> – </w:t>
+      </w:r>
+      <w:r>
+        <w:rPr>
+          <w:sz w:val="28"/>
+          <w:szCs w:val="28"/>
+        </w:rPr>
+        <w:t xml:space="preserve">Функции </w:t>
+      </w:r>
+      <w:r>
+        <w:rPr>
+          <w:sz w:val="28"/>
+          <w:szCs w:val="28"/>
+          <w:lang w:val="en-US"/>
+        </w:rPr>
+        <w:t>is</w:t>
+      </w:r>
+    </w:p>
+    <w:p>
+      <w:pPr>
+        <w:spacing w:line="360" w:lineRule="auto"/>
+        <w:ind w:firstLine="425"/>
+        <w:jc w:val="center"/>
+        <w:rPr>
+          <w:sz w:val="28"/>
+          <w:szCs w:val="28"/>
+        </w:rPr>
+      </w:pPr>
+    </w:p>
+    <w:p>
+      <w:pPr>
+        <w:spacing w:line="360" w:lineRule="auto"/>
+        <w:ind w:firstLine="425"/>
+        <w:jc w:val="both"/>
+        <w:rPr>
+          <w:sz w:val="28"/>
+          <w:szCs w:val="28"/>
+        </w:rPr>
+      </w:pPr>
+      <w:r>
+        <w:rPr>
+          <w:sz w:val="28"/>
+          <w:szCs w:val="28"/>
+        </w:rPr>
+        <w:t xml:space="preserve">8. </w:t>
+      </w:r>
+      <w:r>
+        <w:rPr>
+          <w:sz w:val="28"/>
+          <w:szCs w:val="28"/>
+        </w:rPr>
+        <w:t xml:space="preserve">Результат приведен на рисунке </w:t>
+      </w:r>
+      <w:r>
+        <w:rPr>
+          <w:sz w:val="28"/>
+          <w:szCs w:val="28"/>
+        </w:rPr>
+        <w:t>8</w:t>
+      </w:r>
+      <w:r>
+        <w:rPr>
+          <w:sz w:val="28"/>
+          <w:szCs w:val="28"/>
+        </w:rPr>
+        <w:t xml:space="preserve">, код в файле к лабораторным </w:t>
+      </w:r>
+      <w:r>
+        <w:rPr>
+          <w:sz w:val="28"/>
+          <w:szCs w:val="28"/>
+        </w:rPr>
+        <w:t>example_</w:t>
+      </w:r>
+      <w:r>
+        <w:rPr>
+          <w:sz w:val="28"/>
+          <w:szCs w:val="28"/>
+        </w:rPr>
+        <w:t>8</w:t>
+      </w:r>
+      <w:r>
+        <w:rPr>
+          <w:sz w:val="28"/>
+          <w:szCs w:val="28"/>
+        </w:rPr>
+        <w:t>.php</w:t>
+      </w:r>
+      <w:r>
+        <w:rPr>
+          <w:sz w:val="28"/>
+          <w:szCs w:val="28"/>
+        </w:rPr>
+        <w:t>.</w:t>
+      </w:r>
+    </w:p>
+    <w:p>
+      <w:pPr>
+        <w:spacing w:line="360" w:lineRule="auto"/>
+        <w:ind w:firstLine="425"/>
+        <w:jc w:val="both"/>
+        <w:rPr>
+          <w:sz w:val="28"/>
+          <w:szCs w:val="28"/>
+        </w:rPr>
+      </w:pPr>
+      <w:r>
+        <w:rPr>
+          <w:sz w:val="28"/>
+          <w:szCs w:val="28"/>
+        </w:rPr>
+        <w:lastRenderedPageBreak/>
+        <w:drawing>
+          <wp:inline distT="0" distB="0" distL="0" distR="0" wp14:anchorId="583B3B35" wp14:editId="7925B777">
+            <wp:extent cx="5940425" cy="3847465"/>
+            <wp:effectExtent l="0" t="0" r="3175" b="635"/>
+            <wp:docPr id="9" name="Рисунок 9"/>
+            <wp:cNvGraphicFramePr>
+              <a:graphicFrameLocks xmlns:a="http://schemas.openxmlformats.org/drawingml/2006/main" noChangeAspect="1"/>
+            </wp:cNvGraphicFramePr>
+            <a:graphic xmlns:a="http://schemas.openxmlformats.org/drawingml/2006/main">
+              <a:graphicData uri="http://schemas.openxmlformats.org/drawingml/2006/picture">
+                <pic:pic xmlns:pic="http://schemas.openxmlformats.org/drawingml/2006/picture">
+                  <pic:nvPicPr>
+                    <pic:cNvPr id="1" name=""/>
+                    <pic:cNvPicPr/>
+                  </pic:nvPicPr>
+                  <pic:blipFill>
+                    <a:blip r:embed="rId14"/>
+                    <a:stretch>
+                      <a:fillRect/>
+                    </a:stretch>
+                  </pic:blipFill>
+                  <pic:spPr>
+                    <a:xfrm>
+                      <a:off x="0" y="0"/>
+                      <a:ext cx="5940425" cy="3847465"/>
+                    </a:xfrm>
+                    <a:prstGeom prst="rect">
+                      <a:avLst/>
+                    </a:prstGeom>
+                  </pic:spPr>
+                </pic:pic>
+              </a:graphicData>
+            </a:graphic>
+          </wp:inline>
+        </w:drawing>
+      </w:r>
+    </w:p>
+    <w:p>
+      <w:pPr>
+        <w:spacing w:line="360" w:lineRule="auto"/>
+        <w:ind w:firstLine="425"/>
+        <w:jc w:val="center"/>
+        <w:rPr>
+          <w:sz w:val="28"/>
+          <w:szCs w:val="28"/>
+        </w:rPr>
+      </w:pPr>
+      <w:r>
+        <w:rPr>
+          <w:sz w:val="28"/>
+          <w:szCs w:val="28"/>
+        </w:rPr>
+        <w:t xml:space="preserve">Рисунок </w:t>
+      </w:r>
+      <w:r>
+        <w:rPr>
+          <w:sz w:val="28"/>
+          <w:szCs w:val="28"/>
+          <w:lang w:val="en-US"/>
+        </w:rPr>
+        <w:t>8</w:t>
+      </w:r>
+      <w:r>
+        <w:rPr>
+          <w:sz w:val="28"/>
+          <w:szCs w:val="28"/>
+        </w:rPr>
+        <w:t xml:space="preserve"> – </w:t>
+      </w:r>
+      <w:r>
+        <w:rPr>
+          <w:bCs/>
+          <w:sz w:val="28"/>
+          <w:szCs w:val="28"/>
+        </w:rPr>
+        <w:t>Синтаксис типа string</w:t>
+      </w:r>
+    </w:p>
+    <w:p>
+      <w:pPr>
+        <w:spacing w:line="360" w:lineRule="auto"/>
+        <w:ind w:firstLine="425"/>
+        <w:jc w:val="both"/>
+        <w:rPr>
+          <w:sz w:val="28"/>
+          <w:szCs w:val="28"/>
+        </w:rPr>
+      </w:pPr>
+    </w:p>
+    <w:p>
+      <w:pPr>
+        <w:spacing w:line="360" w:lineRule="auto"/>
+        <w:ind w:firstLine="425"/>
+        <w:jc w:val="both"/>
+        <w:rPr>
+          <w:sz w:val="28"/>
+          <w:szCs w:val="28"/>
+        </w:rPr>
+      </w:pPr>
+      <w:r>
+        <w:rPr>
+          <w:sz w:val="28"/>
+          <w:szCs w:val="28"/>
+        </w:rPr>
+        <w:t xml:space="preserve">9. Найти в Интернете материал о стандартах </w:t>
+      </w:r>
+      <w:r>
+        <w:rPr>
+          <w:sz w:val="28"/>
+          <w:szCs w:val="28"/>
+          <w:lang w:val="en-US"/>
+        </w:rPr>
+        <w:t>POSIX</w:t>
+      </w:r>
+      <w:r>
+        <w:rPr>
+          <w:sz w:val="28"/>
+          <w:szCs w:val="28"/>
+        </w:rPr>
+        <w:t xml:space="preserve"> и подготовить сообщение об их назначении и использовании.</w:t>
+      </w:r>
+    </w:p>
+    <w:p>
+      <w:pPr>
+        <w:spacing w:line="360" w:lineRule="auto"/>
+        <w:ind w:firstLine="425"/>
+        <w:jc w:val="both"/>
+        <w:rPr>
+          <w:sz w:val="28"/>
+          <w:szCs w:val="28"/>
+        </w:rPr>
+      </w:pPr>
       <w:r>
         <w:rPr>
           <w:b/>
+          <w:bCs/>
           <w:sz w:val="28"/>
           <w:szCs w:val="28"/>
           <w:lang w:val="en-US"/>
         </w:rPr>
-        <w:t>is</w:t>
-      </w:r>
-      <w:r>
-        <w:rPr>
-          <w:b/>
-          <w:sz w:val="28"/>
-          <w:szCs w:val="28"/>
-        </w:rPr>
-        <w:t>_</w:t>
-      </w:r>
-      <w:r>
-        <w:rPr>
-          <w:b/>
+        <w:t>POSIX</w:t>
+      </w:r>
+      <w:r>
+        <w:rPr>
           <w:sz w:val="28"/>
           <w:szCs w:val="28"/>
           <w:lang w:val="en-US"/>
         </w:rPr>
-        <w:t>integer</w:t>
-      </w:r>
-      <w:r>
-        <w:rPr>
-          <w:sz w:val="28"/>
-          <w:szCs w:val="28"/>
-        </w:rPr>
-        <w:t>(</w:t>
-      </w:r>
-      <w:r>
-        <w:rPr>
-          <w:sz w:val="28"/>
-          <w:szCs w:val="28"/>
-        </w:rPr>
-        <w:t>имя переменной)) и проверить, как они работают, дополнив предыдущий скрипт.</w:t>
-      </w:r>
-    </w:p>
-    <w:p>
-      <w:pPr>
-        <w:spacing w:line="360" w:lineRule="auto"/>
-        <w:ind w:firstLine="425"/>
-        <w:jc w:val="both"/>
-        <w:rPr>
-          <w:sz w:val="28"/>
-          <w:szCs w:val="28"/>
-        </w:rPr>
-      </w:pPr>
-      <w:r>
-        <w:rPr>
-          <w:sz w:val="28"/>
-          <w:szCs w:val="28"/>
-        </w:rPr>
-        <w:t>8. Выполнить примеры 1-3, 1-4 данного учебника.</w:t>
-      </w:r>
-    </w:p>
-    <w:p>
-      <w:pPr>
-        <w:spacing w:line="360" w:lineRule="auto"/>
-        <w:ind w:firstLine="425"/>
-        <w:jc w:val="both"/>
-        <w:rPr>
-          <w:sz w:val="28"/>
-          <w:szCs w:val="28"/>
-        </w:rPr>
-      </w:pPr>
-      <w:r>
-        <w:rPr>
-          <w:sz w:val="28"/>
-          <w:szCs w:val="28"/>
-        </w:rPr>
-        <w:t xml:space="preserve">9. Найти в Интернете материал о стандартах </w:t>
+        <w:t xml:space="preserve"> </w:t>
       </w:r>
       <w:r>
         <w:rPr>
@@ -1317,60 +1545,7 @@
           <w:szCs w:val="28"/>
           <w:lang w:val="en-US"/>
         </w:rPr>
-        <w:t>POSIX</w:t>
-      </w:r>
-      <w:r>
-        <w:rPr>
-          <w:sz w:val="28"/>
-          <w:szCs w:val="28"/>
-        </w:rPr>
-        <w:t xml:space="preserve"> и подготовить сообщ</w:t>
-      </w:r>
-      <w:r>
-        <w:rPr>
-          <w:sz w:val="28"/>
-          <w:szCs w:val="28"/>
-        </w:rPr>
-        <w:t>е</w:t>
-      </w:r>
-      <w:r>
-        <w:rPr>
-          <w:sz w:val="28"/>
-          <w:szCs w:val="28"/>
-        </w:rPr>
-        <w:t>ние об их назначении и использовании.</w:t>
-      </w:r>
-    </w:p>
-    <w:p>
-      <w:pPr>
-        <w:spacing w:line="360" w:lineRule="auto"/>
-        <w:ind w:firstLine="425"/>
-        <w:jc w:val="both"/>
-        <w:rPr>
-          <w:sz w:val="28"/>
-          <w:szCs w:val="28"/>
-        </w:rPr>
-      </w:pPr>
-      <w:r>
-        <w:rPr>
-          <w:sz w:val="28"/>
-          <w:szCs w:val="28"/>
-        </w:rPr>
-        <w:t>10. Нарисовать таблицу, в которой отобразить интервалы возможных знач</w:t>
-      </w:r>
-      <w:r>
-        <w:rPr>
-          <w:sz w:val="28"/>
-          <w:szCs w:val="28"/>
-        </w:rPr>
-        <w:t>е</w:t>
-      </w:r>
-      <w:r>
-        <w:rPr>
-          <w:sz w:val="28"/>
-          <w:szCs w:val="28"/>
-        </w:rPr>
-        <w:t xml:space="preserve">ний переменных в </w:t>
+        <w:t>-</w:t>
       </w:r>
       <w:r>
         <w:rPr>
@@ -1378,13 +1553,6 @@
           <w:szCs w:val="28"/>
           <w:lang w:val="en-US"/>
         </w:rPr>
-        <w:t>PHP</w:t>
-      </w:r>
-      <w:r>
-        <w:rPr>
-          <w:sz w:val="28"/>
-          <w:szCs w:val="28"/>
-        </w:rPr>
         <w:t xml:space="preserve"> </w:t>
       </w:r>
       <w:r>
@@ -1392,26 +1560,633 @@
           <w:sz w:val="28"/>
           <w:szCs w:val="28"/>
         </w:rPr>
-        <w:t>разного типа.</w:t>
-      </w:r>
-    </w:p>
-    <w:p>
-      <w:pPr>
-        <w:spacing w:line="360" w:lineRule="auto"/>
-        <w:ind w:firstLine="425"/>
-        <w:jc w:val="both"/>
-        <w:rPr>
-          <w:sz w:val="28"/>
-          <w:szCs w:val="28"/>
-        </w:rPr>
-      </w:pPr>
-      <w:r>
-        <w:rPr>
-          <w:sz w:val="28"/>
-          <w:szCs w:val="28"/>
-        </w:rPr>
-        <w:t>11. Выполнить пример 1.4.</w:t>
-      </w:r>
+        <w:t>это</w:t>
+      </w:r>
+      <w:r>
+        <w:rPr>
+          <w:sz w:val="28"/>
+          <w:szCs w:val="28"/>
+          <w:lang w:val="en-US"/>
+        </w:rPr>
+        <w:t xml:space="preserve"> </w:t>
+      </w:r>
+      <w:r>
+        <w:rPr>
+          <w:sz w:val="28"/>
+          <w:szCs w:val="28"/>
+        </w:rPr>
+        <w:t>сокращение</w:t>
+      </w:r>
+      <w:r>
+        <w:rPr>
+          <w:sz w:val="28"/>
+          <w:szCs w:val="28"/>
+          <w:lang w:val="en-US"/>
+        </w:rPr>
+        <w:t xml:space="preserve"> </w:t>
+      </w:r>
+      <w:r>
+        <w:rPr>
+          <w:sz w:val="28"/>
+          <w:szCs w:val="28"/>
+        </w:rPr>
+        <w:t>от</w:t>
+      </w:r>
+      <w:r>
+        <w:rPr>
+          <w:sz w:val="28"/>
+          <w:szCs w:val="28"/>
+          <w:lang w:val="en-US"/>
+        </w:rPr>
+        <w:t xml:space="preserve"> Portable Operating System Interface. </w:t>
+      </w:r>
+      <w:r>
+        <w:rPr>
+          <w:sz w:val="28"/>
+          <w:szCs w:val="28"/>
+        </w:rPr>
+        <w:t xml:space="preserve">Это семейство стандартов, которое задаёт единый интерфейс операционной системы: системные вызовы, заголовочные файлы языка C, командный интерпретатор shell и набор стандартных утилит. Главная идея POSIX </w:t>
+      </w:r>
+      <w:r>
+        <w:rPr>
+          <w:sz w:val="28"/>
+          <w:szCs w:val="28"/>
+        </w:rPr>
+        <w:t xml:space="preserve">- </w:t>
+      </w:r>
+      <w:r>
+        <w:rPr>
+          <w:sz w:val="28"/>
+          <w:szCs w:val="28"/>
+        </w:rPr>
+        <w:t>сделать программы более переносимыми между разными UNIX-подобными системами на уровне исходного кода.</w:t>
+      </w:r>
+    </w:p>
+    <w:p>
+      <w:pPr>
+        <w:spacing w:line="360" w:lineRule="auto"/>
+        <w:ind w:firstLine="425"/>
+        <w:jc w:val="both"/>
+        <w:rPr>
+          <w:sz w:val="28"/>
+          <w:szCs w:val="28"/>
+        </w:rPr>
+      </w:pPr>
+      <w:r>
+        <w:rPr>
+          <w:sz w:val="28"/>
+          <w:szCs w:val="28"/>
+        </w:rPr>
+        <w:t>Назначение POSIX состоит в том, чтобы разработчик мог писать программу по общим правилам, а затем с минимальными изменениями запускать её в разных совместимых системах. Стандарт нужен и программистам, и разработчикам самих операционных систем, потому что он фиксирует, какие интерфейсы и поведение должны поддерживаться.</w:t>
+      </w:r>
+    </w:p>
+    <w:p>
+      <w:pPr>
+        <w:spacing w:line="360" w:lineRule="auto"/>
+        <w:ind w:firstLine="425"/>
+        <w:jc w:val="both"/>
+        <w:rPr>
+          <w:sz w:val="28"/>
+          <w:szCs w:val="28"/>
+        </w:rPr>
+      </w:pPr>
+      <w:r>
+        <w:rPr>
+          <w:sz w:val="28"/>
+          <w:szCs w:val="28"/>
+        </w:rPr>
+        <w:t xml:space="preserve">На практике POSIX используется при разработке системных и серверных программ, скриптов shell, утилит командной строки и переносимого C-кода. </w:t>
+      </w:r>
+      <w:r>
+        <w:rPr>
+          <w:sz w:val="28"/>
+          <w:szCs w:val="28"/>
+        </w:rPr>
+        <w:lastRenderedPageBreak/>
+        <w:t>Если программа опирается на POSIX-интерфейсы, её легче переносить между Linux, macOS, BSD и другими UNIX-подобными системами.</w:t>
+      </w:r>
+    </w:p>
+    <w:p>
+      <w:pPr>
+        <w:spacing w:line="360" w:lineRule="auto"/>
+        <w:ind w:firstLine="425"/>
+        <w:jc w:val="both"/>
+        <w:rPr>
+          <w:sz w:val="28"/>
+          <w:szCs w:val="28"/>
+        </w:rPr>
+      </w:pPr>
+      <w:r>
+        <w:rPr>
+          <w:sz w:val="28"/>
+          <w:szCs w:val="28"/>
+        </w:rPr>
+        <w:t xml:space="preserve">POSIX.1 </w:t>
+      </w:r>
+      <w:r>
+        <w:rPr>
+          <w:sz w:val="28"/>
+          <w:szCs w:val="28"/>
+        </w:rPr>
+        <w:t xml:space="preserve">- </w:t>
+      </w:r>
+      <w:r>
+        <w:rPr>
+          <w:sz w:val="28"/>
+          <w:szCs w:val="28"/>
+        </w:rPr>
+        <w:t>базовый стандарт системного API и окружения ОС. Исторически именно он задаёт системные интерфейсы. В современных редакциях он объединяет то, что раньше было разнесено по нескольким стандартам.</w:t>
+      </w:r>
+    </w:p>
+    <w:p>
+      <w:pPr>
+        <w:spacing w:line="360" w:lineRule="auto"/>
+        <w:ind w:firstLine="425"/>
+        <w:jc w:val="both"/>
+        <w:rPr>
+          <w:sz w:val="28"/>
+          <w:szCs w:val="28"/>
+        </w:rPr>
+      </w:pPr>
+      <w:r>
+        <w:rPr>
+          <w:sz w:val="28"/>
+          <w:szCs w:val="28"/>
+        </w:rPr>
+        <w:t xml:space="preserve">POSIX.2 </w:t>
+      </w:r>
+      <w:r>
+        <w:rPr>
+          <w:sz w:val="28"/>
+          <w:szCs w:val="28"/>
+        </w:rPr>
+        <w:t xml:space="preserve">- </w:t>
+      </w:r>
+      <w:r>
+        <w:rPr>
+          <w:sz w:val="28"/>
+          <w:szCs w:val="28"/>
+        </w:rPr>
+        <w:t>стандарт для shell и утилит командной строки. Позже он был включён в общий стандарт POSIX.1.</w:t>
+      </w:r>
+    </w:p>
+    <w:p>
+      <w:pPr>
+        <w:spacing w:line="360" w:lineRule="auto"/>
+        <w:ind w:firstLine="425"/>
+        <w:jc w:val="both"/>
+        <w:rPr>
+          <w:sz w:val="28"/>
+          <w:szCs w:val="28"/>
+        </w:rPr>
+      </w:pPr>
+      <w:r>
+        <w:rPr>
+          <w:sz w:val="28"/>
+          <w:szCs w:val="28"/>
+        </w:rPr>
+        <w:t xml:space="preserve">POSIX.1b </w:t>
+      </w:r>
+      <w:r>
+        <w:rPr>
+          <w:sz w:val="28"/>
+          <w:szCs w:val="28"/>
+        </w:rPr>
+        <w:t xml:space="preserve">- </w:t>
+      </w:r>
+      <w:r>
+        <w:rPr>
+          <w:sz w:val="28"/>
+          <w:szCs w:val="28"/>
+        </w:rPr>
+        <w:t>расширения реального времени.</w:t>
+      </w:r>
+    </w:p>
+    <w:p>
+      <w:pPr>
+        <w:spacing w:line="360" w:lineRule="auto"/>
+        <w:ind w:firstLine="425"/>
+        <w:jc w:val="both"/>
+        <w:rPr>
+          <w:sz w:val="28"/>
+          <w:szCs w:val="28"/>
+        </w:rPr>
+      </w:pPr>
+      <w:r>
+        <w:rPr>
+          <w:sz w:val="28"/>
+          <w:szCs w:val="28"/>
+        </w:rPr>
+        <w:t xml:space="preserve">POSIX.1c </w:t>
+      </w:r>
+      <w:r>
+        <w:rPr>
+          <w:sz w:val="28"/>
+          <w:szCs w:val="28"/>
+        </w:rPr>
+        <w:t xml:space="preserve">- </w:t>
+      </w:r>
+      <w:r>
+        <w:rPr>
+          <w:sz w:val="28"/>
+          <w:szCs w:val="28"/>
+        </w:rPr>
+        <w:t>расширения для потоков (threads).</w:t>
+      </w:r>
+    </w:p>
+    <w:p>
+      <w:pPr>
+        <w:spacing w:line="360" w:lineRule="auto"/>
+        <w:ind w:firstLine="425"/>
+        <w:jc w:val="both"/>
+        <w:rPr>
+          <w:sz w:val="28"/>
+          <w:szCs w:val="28"/>
+        </w:rPr>
+      </w:pPr>
+      <w:r>
+        <w:rPr>
+          <w:sz w:val="28"/>
+          <w:szCs w:val="28"/>
+        </w:rPr>
+        <w:t xml:space="preserve">POSIX.1d </w:t>
+      </w:r>
+      <w:r>
+        <w:rPr>
+          <w:sz w:val="28"/>
+          <w:szCs w:val="28"/>
+        </w:rPr>
+        <w:t xml:space="preserve">- </w:t>
+      </w:r>
+      <w:r>
+        <w:rPr>
+          <w:sz w:val="28"/>
+          <w:szCs w:val="28"/>
+        </w:rPr>
+        <w:t>дополнительные расширения реального времени, например процессы, таймауты, часы и таймеры.</w:t>
+      </w:r>
+    </w:p>
+    <w:p>
+      <w:pPr>
+        <w:spacing w:line="360" w:lineRule="auto"/>
+        <w:ind w:firstLine="425"/>
+        <w:jc w:val="both"/>
+        <w:rPr>
+          <w:sz w:val="28"/>
+          <w:szCs w:val="28"/>
+        </w:rPr>
+      </w:pPr>
+      <w:r>
+        <w:rPr>
+          <w:sz w:val="28"/>
+          <w:szCs w:val="28"/>
+        </w:rPr>
+        <w:t xml:space="preserve">POSIX.1g </w:t>
+      </w:r>
+      <w:r>
+        <w:rPr>
+          <w:sz w:val="28"/>
+          <w:szCs w:val="28"/>
+        </w:rPr>
+        <w:t xml:space="preserve">- </w:t>
+      </w:r>
+      <w:r>
+        <w:rPr>
+          <w:sz w:val="28"/>
+          <w:szCs w:val="28"/>
+        </w:rPr>
+        <w:t>интерфейсы для сетевого взаимодействия, независимые от протокола.</w:t>
+      </w:r>
+    </w:p>
+    <w:p>
+      <w:pPr>
+        <w:spacing w:line="360" w:lineRule="auto"/>
+        <w:ind w:firstLine="425"/>
+        <w:jc w:val="both"/>
+        <w:rPr>
+          <w:sz w:val="28"/>
+          <w:szCs w:val="28"/>
+        </w:rPr>
+      </w:pPr>
+      <w:r>
+        <w:rPr>
+          <w:sz w:val="28"/>
+          <w:szCs w:val="28"/>
+        </w:rPr>
+        <w:t xml:space="preserve">10. </w:t>
+      </w:r>
+      <w:r>
+        <w:rPr>
+          <w:sz w:val="28"/>
+          <w:szCs w:val="28"/>
+        </w:rPr>
+        <w:t xml:space="preserve">Результат приведен на рисунке </w:t>
+      </w:r>
+      <w:r>
+        <w:rPr>
+          <w:sz w:val="28"/>
+          <w:szCs w:val="28"/>
+        </w:rPr>
+        <w:t>9</w:t>
+      </w:r>
+      <w:r>
+        <w:rPr>
+          <w:sz w:val="28"/>
+          <w:szCs w:val="28"/>
+        </w:rPr>
+        <w:t xml:space="preserve">, код в файле к лабораторным </w:t>
+      </w:r>
+      <w:r>
+        <w:rPr>
+          <w:sz w:val="28"/>
+          <w:szCs w:val="28"/>
+        </w:rPr>
+        <w:t>example_</w:t>
+      </w:r>
+      <w:r>
+        <w:rPr>
+          <w:sz w:val="28"/>
+          <w:szCs w:val="28"/>
+        </w:rPr>
+        <w:t>10</w:t>
+      </w:r>
+      <w:r>
+        <w:rPr>
+          <w:sz w:val="28"/>
+          <w:szCs w:val="28"/>
+        </w:rPr>
+        <w:t>.php</w:t>
+      </w:r>
+      <w:r>
+        <w:rPr>
+          <w:sz w:val="28"/>
+          <w:szCs w:val="28"/>
+        </w:rPr>
+        <w:t>.</w:t>
+      </w:r>
+    </w:p>
+    <w:p>
+      <w:pPr>
+        <w:spacing w:line="360" w:lineRule="auto"/>
+        <w:ind w:firstLine="425"/>
+        <w:jc w:val="both"/>
+        <w:rPr>
+          <w:sz w:val="28"/>
+          <w:szCs w:val="28"/>
+        </w:rPr>
+      </w:pPr>
+      <w:r>
+        <w:rPr>
+          <w:sz w:val="28"/>
+          <w:szCs w:val="28"/>
+        </w:rPr>
+        <w:drawing>
+          <wp:inline distT="0" distB="0" distL="0" distR="0" wp14:anchorId="447C1DE3" wp14:editId="4E68AF55">
+            <wp:extent cx="5940425" cy="2648585"/>
+            <wp:effectExtent l="0" t="0" r="3175" b="0"/>
+            <wp:docPr id="11" name="Рисунок 11"/>
+            <wp:cNvGraphicFramePr>
+              <a:graphicFrameLocks xmlns:a="http://schemas.openxmlformats.org/drawingml/2006/main" noChangeAspect="1"/>
+            </wp:cNvGraphicFramePr>
+            <a:graphic xmlns:a="http://schemas.openxmlformats.org/drawingml/2006/main">
+              <a:graphicData uri="http://schemas.openxmlformats.org/drawingml/2006/picture">
+                <pic:pic xmlns:pic="http://schemas.openxmlformats.org/drawingml/2006/picture">
+                  <pic:nvPicPr>
+                    <pic:cNvPr id="1" name=""/>
+                    <pic:cNvPicPr/>
+                  </pic:nvPicPr>
+                  <pic:blipFill>
+                    <a:blip r:embed="rId15"/>
+                    <a:stretch>
+                      <a:fillRect/>
+                    </a:stretch>
+                  </pic:blipFill>
+                  <pic:spPr>
+                    <a:xfrm>
+                      <a:off x="0" y="0"/>
+                      <a:ext cx="5940425" cy="2648585"/>
+                    </a:xfrm>
+                    <a:prstGeom prst="rect">
+                      <a:avLst/>
+                    </a:prstGeom>
+                  </pic:spPr>
+                </pic:pic>
+              </a:graphicData>
+            </a:graphic>
+          </wp:inline>
+        </w:drawing>
+      </w:r>
+    </w:p>
+    <w:p>
+      <w:pPr>
+        <w:spacing w:line="360" w:lineRule="auto"/>
+        <w:ind w:firstLine="425"/>
+        <w:jc w:val="center"/>
+        <w:rPr>
+          <w:sz w:val="28"/>
+          <w:szCs w:val="28"/>
+          <w:lang w:val="en-US"/>
+        </w:rPr>
+      </w:pPr>
+      <w:r>
+        <w:rPr>
+          <w:sz w:val="28"/>
+          <w:szCs w:val="28"/>
+        </w:rPr>
+        <w:t xml:space="preserve">Рисунок 9 – Таблица типов </w:t>
+      </w:r>
+      <w:r>
+        <w:rPr>
+          <w:sz w:val="28"/>
+          <w:szCs w:val="28"/>
+          <w:lang w:val="en-US"/>
+        </w:rPr>
+        <w:t>php</w:t>
+      </w:r>
+    </w:p>
+    <w:p>
+      <w:pPr>
+        <w:spacing w:line="360" w:lineRule="auto"/>
+        <w:ind w:firstLine="425"/>
+        <w:jc w:val="center"/>
+        <w:rPr>
+          <w:sz w:val="28"/>
+          <w:szCs w:val="28"/>
+          <w:lang w:val="en-US"/>
+        </w:rPr>
+      </w:pPr>
+    </w:p>
+    <w:p>
+      <w:pPr>
+        <w:spacing w:line="360" w:lineRule="auto"/>
+        <w:ind w:firstLine="425"/>
+        <w:jc w:val="both"/>
+        <w:rPr>
+          <w:sz w:val="28"/>
+          <w:szCs w:val="28"/>
+        </w:rPr>
+      </w:pPr>
+      <w:r>
+        <w:rPr>
+          <w:sz w:val="28"/>
+          <w:szCs w:val="28"/>
+        </w:rPr>
+        <w:t xml:space="preserve">11. </w:t>
+      </w:r>
+      <w:r>
+        <w:rPr>
+          <w:sz w:val="28"/>
+          <w:szCs w:val="28"/>
+        </w:rPr>
+        <w:t xml:space="preserve">Результат приведен на рисунке </w:t>
+      </w:r>
+      <w:r>
+        <w:rPr>
+          <w:sz w:val="28"/>
+          <w:szCs w:val="28"/>
+        </w:rPr>
+        <w:t>10</w:t>
+      </w:r>
+      <w:r>
+        <w:rPr>
+          <w:sz w:val="28"/>
+          <w:szCs w:val="28"/>
+        </w:rPr>
+        <w:t xml:space="preserve">, код в файле к лабораторным </w:t>
+      </w:r>
+      <w:r>
+        <w:rPr>
+          <w:sz w:val="28"/>
+          <w:szCs w:val="28"/>
+        </w:rPr>
+        <w:t>example_</w:t>
+      </w:r>
+      <w:r>
+        <w:rPr>
+          <w:sz w:val="28"/>
+          <w:szCs w:val="28"/>
+        </w:rPr>
+        <w:t>8</w:t>
+      </w:r>
+      <w:r>
+        <w:rPr>
+          <w:sz w:val="28"/>
+          <w:szCs w:val="28"/>
+        </w:rPr>
+        <w:t>.php</w:t>
+      </w:r>
+      <w:r>
+        <w:rPr>
+          <w:sz w:val="28"/>
+          <w:szCs w:val="28"/>
+        </w:rPr>
+        <w:t>.</w:t>
+      </w:r>
+    </w:p>
+    <w:p>
+      <w:pPr>
+        <w:spacing w:line="360" w:lineRule="auto"/>
+        <w:ind w:firstLine="425"/>
+        <w:jc w:val="both"/>
+        <w:rPr>
+          <w:sz w:val="28"/>
+          <w:szCs w:val="28"/>
+        </w:rPr>
+      </w:pPr>
+      <w:r>
+        <w:rPr>
+          <w:sz w:val="28"/>
+          <w:szCs w:val="28"/>
+        </w:rPr>
+        <w:lastRenderedPageBreak/>
+        <w:drawing>
+          <wp:inline distT="0" distB="0" distL="0" distR="0" wp14:anchorId="2C659730" wp14:editId="6C4CE81E">
+            <wp:extent cx="5940425" cy="3847465"/>
+            <wp:effectExtent l="0" t="0" r="3175" b="635"/>
+            <wp:docPr id="12" name="Рисунок 12"/>
+            <wp:cNvGraphicFramePr>
+              <a:graphicFrameLocks xmlns:a="http://schemas.openxmlformats.org/drawingml/2006/main" noChangeAspect="1"/>
+            </wp:cNvGraphicFramePr>
+            <a:graphic xmlns:a="http://schemas.openxmlformats.org/drawingml/2006/main">
+              <a:graphicData uri="http://schemas.openxmlformats.org/drawingml/2006/picture">
+                <pic:pic xmlns:pic="http://schemas.openxmlformats.org/drawingml/2006/picture">
+                  <pic:nvPicPr>
+                    <pic:cNvPr id="1" name=""/>
+                    <pic:cNvPicPr/>
+                  </pic:nvPicPr>
+                  <pic:blipFill>
+                    <a:blip r:embed="rId14"/>
+                    <a:stretch>
+                      <a:fillRect/>
+                    </a:stretch>
+                  </pic:blipFill>
+                  <pic:spPr>
+                    <a:xfrm>
+                      <a:off x="0" y="0"/>
+                      <a:ext cx="5940425" cy="3847465"/>
+                    </a:xfrm>
+                    <a:prstGeom prst="rect">
+                      <a:avLst/>
+                    </a:prstGeom>
+                  </pic:spPr>
+                </pic:pic>
+              </a:graphicData>
+            </a:graphic>
+          </wp:inline>
+        </w:drawing>
+      </w:r>
+    </w:p>
+    <w:p>
+      <w:pPr>
+        <w:spacing w:line="360" w:lineRule="auto"/>
+        <w:ind w:firstLine="425"/>
+        <w:jc w:val="center"/>
+        <w:rPr>
+          <w:sz w:val="28"/>
+          <w:szCs w:val="28"/>
+          <w:lang w:val="en-US"/>
+        </w:rPr>
+      </w:pPr>
+      <w:r>
+        <w:rPr>
+          <w:sz w:val="28"/>
+          <w:szCs w:val="28"/>
+        </w:rPr>
+        <w:t xml:space="preserve">Рисунок </w:t>
+      </w:r>
+      <w:r>
+        <w:rPr>
+          <w:sz w:val="28"/>
+          <w:szCs w:val="28"/>
+          <w:lang w:val="en-US"/>
+        </w:rPr>
+        <w:t>10</w:t>
+      </w:r>
+      <w:r>
+        <w:rPr>
+          <w:sz w:val="28"/>
+          <w:szCs w:val="28"/>
+        </w:rPr>
+        <w:t xml:space="preserve"> – </w:t>
+      </w:r>
+      <w:r>
+        <w:rPr>
+          <w:sz w:val="28"/>
+          <w:szCs w:val="28"/>
+        </w:rPr>
+        <w:t>Пример 1-4</w:t>
+      </w:r>
+    </w:p>
+    <w:p>
+      <w:pPr>
+        <w:spacing w:line="360" w:lineRule="auto"/>
+        <w:ind w:firstLine="425"/>
+        <w:jc w:val="both"/>
+        <w:rPr>
+          <w:sz w:val="28"/>
+          <w:szCs w:val="28"/>
+        </w:rPr>
+      </w:pPr>
     </w:p>
     <w:p>
       <w:pPr>
@@ -1446,63 +2221,756 @@
           <w:sz w:val="28"/>
           <w:szCs w:val="28"/>
         </w:rPr>
-        <w:t xml:space="preserve">13. Рассмотреть работу функции </w:t>
-      </w:r>
-      <w:r>
-        <w:rPr>
-          <w:b/>
+        <w:t>К</w:t>
+      </w:r>
+      <w:r>
+        <w:rPr>
+          <w:sz w:val="28"/>
+          <w:szCs w:val="28"/>
+        </w:rPr>
+        <w:t xml:space="preserve">од в файле к лабораторным </w:t>
+      </w:r>
+      <w:r>
+        <w:rPr>
+          <w:sz w:val="28"/>
+          <w:szCs w:val="28"/>
+        </w:rPr>
+        <w:t>example_</w:t>
+      </w:r>
+      <w:r>
+        <w:rPr>
+          <w:sz w:val="28"/>
+          <w:szCs w:val="28"/>
+        </w:rPr>
+        <w:t>1</w:t>
+      </w:r>
+      <w:r>
+        <w:rPr>
+          <w:sz w:val="28"/>
+          <w:szCs w:val="28"/>
+        </w:rPr>
+        <w:t>2</w:t>
+      </w:r>
+      <w:r>
+        <w:rPr>
+          <w:sz w:val="28"/>
+          <w:szCs w:val="28"/>
+        </w:rPr>
+        <w:t>.php</w:t>
+      </w:r>
+      <w:r>
+        <w:rPr>
+          <w:sz w:val="28"/>
+          <w:szCs w:val="28"/>
+        </w:rPr>
+        <w:t>.</w:t>
+      </w:r>
+    </w:p>
+    <w:p>
+      <w:pPr>
+        <w:spacing w:line="360" w:lineRule="auto"/>
+        <w:ind w:firstLine="425"/>
+        <w:jc w:val="both"/>
+        <w:rPr>
+          <w:sz w:val="28"/>
+          <w:szCs w:val="28"/>
+        </w:rPr>
+      </w:pPr>
+    </w:p>
+    <w:p>
+      <w:pPr>
+        <w:spacing w:line="360" w:lineRule="auto"/>
+        <w:ind w:firstLine="425"/>
+        <w:jc w:val="both"/>
+        <w:rPr>
+          <w:sz w:val="28"/>
+          <w:szCs w:val="28"/>
+        </w:rPr>
+      </w:pPr>
+      <w:r>
+        <w:rPr>
+          <w:sz w:val="28"/>
+          <w:szCs w:val="28"/>
+        </w:rPr>
+        <w:t xml:space="preserve">13. </w:t>
+      </w:r>
+      <w:r>
+        <w:rPr>
+          <w:sz w:val="28"/>
+          <w:szCs w:val="28"/>
+        </w:rPr>
+        <w:t>Результат приведен на рисунке 1</w:t>
+      </w:r>
+      <w:r>
+        <w:rPr>
+          <w:sz w:val="28"/>
+          <w:szCs w:val="28"/>
+        </w:rPr>
+        <w:t>1</w:t>
+      </w:r>
+      <w:r>
+        <w:rPr>
+          <w:sz w:val="28"/>
+          <w:szCs w:val="28"/>
+        </w:rPr>
+        <w:t xml:space="preserve">, код в файле к лабораторным </w:t>
+      </w:r>
+      <w:r>
+        <w:rPr>
+          <w:sz w:val="28"/>
+          <w:szCs w:val="28"/>
+        </w:rPr>
+        <w:t>example_</w:t>
+      </w:r>
+      <w:r>
+        <w:rPr>
+          <w:sz w:val="28"/>
+          <w:szCs w:val="28"/>
+        </w:rPr>
+        <w:t>13</w:t>
+      </w:r>
+      <w:r>
+        <w:rPr>
+          <w:sz w:val="28"/>
+          <w:szCs w:val="28"/>
+        </w:rPr>
+        <w:t>.php</w:t>
+      </w:r>
+      <w:r>
+        <w:rPr>
+          <w:sz w:val="28"/>
+          <w:szCs w:val="28"/>
+        </w:rPr>
+        <w:t>.</w:t>
+      </w:r>
+    </w:p>
+    <w:p>
+      <w:pPr>
+        <w:spacing w:line="360" w:lineRule="auto"/>
+        <w:ind w:firstLine="425"/>
+        <w:jc w:val="both"/>
+        <w:rPr>
+          <w:sz w:val="28"/>
+          <w:szCs w:val="28"/>
+        </w:rPr>
+      </w:pPr>
+      <w:r>
+        <w:rPr>
+          <w:sz w:val="28"/>
+          <w:szCs w:val="28"/>
+        </w:rPr>
+        <w:drawing>
+          <wp:inline distT="0" distB="0" distL="0" distR="0" wp14:anchorId="002DACBA" wp14:editId="2F452B6D">
+            <wp:extent cx="5940425" cy="1480820"/>
+            <wp:effectExtent l="0" t="0" r="3175" b="5080"/>
+            <wp:docPr id="13" name="Рисунок 13"/>
+            <wp:cNvGraphicFramePr>
+              <a:graphicFrameLocks xmlns:a="http://schemas.openxmlformats.org/drawingml/2006/main" noChangeAspect="1"/>
+            </wp:cNvGraphicFramePr>
+            <a:graphic xmlns:a="http://schemas.openxmlformats.org/drawingml/2006/main">
+              <a:graphicData uri="http://schemas.openxmlformats.org/drawingml/2006/picture">
+                <pic:pic xmlns:pic="http://schemas.openxmlformats.org/drawingml/2006/picture">
+                  <pic:nvPicPr>
+                    <pic:cNvPr id="1" name=""/>
+                    <pic:cNvPicPr/>
+                  </pic:nvPicPr>
+                  <pic:blipFill>
+                    <a:blip r:embed="rId16"/>
+                    <a:stretch>
+                      <a:fillRect/>
+                    </a:stretch>
+                  </pic:blipFill>
+                  <pic:spPr>
+                    <a:xfrm>
+                      <a:off x="0" y="0"/>
+                      <a:ext cx="5940425" cy="1480820"/>
+                    </a:xfrm>
+                    <a:prstGeom prst="rect">
+                      <a:avLst/>
+                    </a:prstGeom>
+                  </pic:spPr>
+                </pic:pic>
+              </a:graphicData>
+            </a:graphic>
+          </wp:inline>
+        </w:drawing>
+      </w:r>
+    </w:p>
+    <w:p>
+      <w:pPr>
+        <w:spacing w:line="360" w:lineRule="auto"/>
+        <w:ind w:firstLine="425"/>
+        <w:jc w:val="center"/>
+        <w:rPr>
+          <w:sz w:val="28"/>
+          <w:szCs w:val="28"/>
+        </w:rPr>
+      </w:pPr>
+      <w:r>
+        <w:rPr>
+          <w:sz w:val="28"/>
+          <w:szCs w:val="28"/>
+        </w:rPr>
+        <w:t xml:space="preserve">Рисунок </w:t>
+      </w:r>
+      <w:r>
+        <w:rPr>
+          <w:sz w:val="28"/>
+          <w:szCs w:val="28"/>
+        </w:rPr>
+        <w:t>1</w:t>
+      </w:r>
+      <w:r>
+        <w:rPr>
+          <w:sz w:val="28"/>
+          <w:szCs w:val="28"/>
+        </w:rPr>
+        <w:t>1</w:t>
+      </w:r>
+      <w:r>
+        <w:rPr>
+          <w:sz w:val="28"/>
+          <w:szCs w:val="28"/>
+        </w:rPr>
+        <w:t xml:space="preserve"> – Пример 1-</w:t>
+      </w:r>
+      <w:r>
+        <w:rPr>
+          <w:sz w:val="28"/>
+          <w:szCs w:val="28"/>
+        </w:rPr>
+        <w:t>5</w:t>
+      </w:r>
+    </w:p>
+    <w:p>
+      <w:pPr>
+        <w:spacing w:line="360" w:lineRule="auto"/>
+        <w:ind w:firstLine="425"/>
+        <w:jc w:val="both"/>
+        <w:rPr>
+          <w:sz w:val="28"/>
+          <w:szCs w:val="28"/>
+        </w:rPr>
+      </w:pPr>
+    </w:p>
+    <w:p>
+      <w:pPr>
+        <w:spacing w:line="360" w:lineRule="auto"/>
+        <w:ind w:firstLine="425"/>
+        <w:jc w:val="both"/>
+        <w:rPr>
+          <w:sz w:val="28"/>
+          <w:szCs w:val="28"/>
+        </w:rPr>
+      </w:pPr>
+      <w:r>
+        <w:rPr>
           <w:sz w:val="32"/>
           <w:szCs w:val="32"/>
+        </w:rPr>
+        <w:t xml:space="preserve">14. </w:t>
+      </w:r>
+      <w:r>
+        <w:rPr>
+          <w:sz w:val="28"/>
+          <w:szCs w:val="28"/>
+        </w:rPr>
+        <w:t>Результат приведен на рисунке 1</w:t>
+      </w:r>
+      <w:r>
+        <w:rPr>
+          <w:sz w:val="28"/>
+          <w:szCs w:val="28"/>
+        </w:rPr>
+        <w:t>2</w:t>
+      </w:r>
+      <w:r>
+        <w:rPr>
+          <w:sz w:val="28"/>
+          <w:szCs w:val="28"/>
+        </w:rPr>
+        <w:t xml:space="preserve">, код в файле к лабораторным </w:t>
+      </w:r>
+      <w:r>
+        <w:rPr>
+          <w:sz w:val="28"/>
+          <w:szCs w:val="28"/>
+        </w:rPr>
+        <w:t>example_</w:t>
+      </w:r>
+      <w:r>
+        <w:rPr>
+          <w:sz w:val="28"/>
+          <w:szCs w:val="28"/>
+        </w:rPr>
+        <w:t>1</w:t>
+      </w:r>
+      <w:r>
+        <w:rPr>
+          <w:sz w:val="28"/>
+          <w:szCs w:val="28"/>
+        </w:rPr>
+        <w:t>4</w:t>
+      </w:r>
+      <w:r>
+        <w:rPr>
+          <w:sz w:val="28"/>
+          <w:szCs w:val="28"/>
+        </w:rPr>
+        <w:t>.php</w:t>
+      </w:r>
+      <w:r>
+        <w:rPr>
+          <w:sz w:val="28"/>
+          <w:szCs w:val="28"/>
+        </w:rPr>
+        <w:t>.</w:t>
+      </w:r>
+      <w:r>
+        <w:rPr>
+          <w:sz w:val="28"/>
+          <w:szCs w:val="28"/>
+        </w:rPr>
+        <w:lastRenderedPageBreak/>
+        <w:drawing>
+          <wp:inline distT="0" distB="0" distL="0" distR="0" wp14:anchorId="47F21115" wp14:editId="6793EBC0">
+            <wp:extent cx="5940425" cy="5668010"/>
+            <wp:effectExtent l="0" t="0" r="3175" b="8890"/>
+            <wp:docPr id="14" name="Рисунок 14"/>
+            <wp:cNvGraphicFramePr>
+              <a:graphicFrameLocks xmlns:a="http://schemas.openxmlformats.org/drawingml/2006/main" noChangeAspect="1"/>
+            </wp:cNvGraphicFramePr>
+            <a:graphic xmlns:a="http://schemas.openxmlformats.org/drawingml/2006/main">
+              <a:graphicData uri="http://schemas.openxmlformats.org/drawingml/2006/picture">
+                <pic:pic xmlns:pic="http://schemas.openxmlformats.org/drawingml/2006/picture">
+                  <pic:nvPicPr>
+                    <pic:cNvPr id="1" name=""/>
+                    <pic:cNvPicPr/>
+                  </pic:nvPicPr>
+                  <pic:blipFill>
+                    <a:blip r:embed="rId17"/>
+                    <a:stretch>
+                      <a:fillRect/>
+                    </a:stretch>
+                  </pic:blipFill>
+                  <pic:spPr>
+                    <a:xfrm>
+                      <a:off x="0" y="0"/>
+                      <a:ext cx="5940425" cy="5668010"/>
+                    </a:xfrm>
+                    <a:prstGeom prst="rect">
+                      <a:avLst/>
+                    </a:prstGeom>
+                  </pic:spPr>
+                </pic:pic>
+              </a:graphicData>
+            </a:graphic>
+          </wp:inline>
+        </w:drawing>
+      </w:r>
+    </w:p>
+    <w:p>
+      <w:pPr>
+        <w:spacing w:line="360" w:lineRule="auto"/>
+        <w:ind w:firstLine="425"/>
+        <w:jc w:val="center"/>
+        <w:rPr>
+          <w:sz w:val="28"/>
+          <w:szCs w:val="28"/>
+        </w:rPr>
+      </w:pPr>
+      <w:r>
+        <w:rPr>
+          <w:sz w:val="28"/>
+          <w:szCs w:val="28"/>
+        </w:rPr>
+        <w:t>Рисунок 12 – Удаление переменных</w:t>
+      </w:r>
+    </w:p>
+    <w:p>
+      <w:pPr>
+        <w:spacing w:line="360" w:lineRule="auto"/>
+        <w:ind w:firstLine="425"/>
+        <w:jc w:val="center"/>
+        <w:rPr>
+          <w:sz w:val="28"/>
+          <w:szCs w:val="28"/>
+        </w:rPr>
+      </w:pPr>
+    </w:p>
+    <w:p>
+      <w:pPr>
+        <w:spacing w:line="360" w:lineRule="auto"/>
+        <w:ind w:firstLine="425"/>
+        <w:jc w:val="both"/>
+        <w:rPr>
+          <w:sz w:val="28"/>
+          <w:szCs w:val="28"/>
+        </w:rPr>
+      </w:pPr>
+      <w:r>
+        <w:rPr>
+          <w:sz w:val="28"/>
+          <w:szCs w:val="28"/>
+        </w:rPr>
+        <w:t>15. Реализуйте скрипт - пример интерполяции имени переменной в строку.</w:t>
+      </w:r>
+    </w:p>
+    <w:p>
+      <w:pPr>
+        <w:spacing w:line="360" w:lineRule="auto"/>
+        <w:jc w:val="both"/>
+        <w:rPr>
+          <w:sz w:val="28"/>
+          <w:szCs w:val="28"/>
+        </w:rPr>
+      </w:pPr>
+      <w:r>
+        <w:rPr>
+          <w:sz w:val="28"/>
+          <w:szCs w:val="28"/>
+        </w:rPr>
+        <w:drawing>
+          <wp:inline distT="0" distB="0" distL="0" distR="0" wp14:anchorId="058800DE" wp14:editId="2477E54C">
+            <wp:extent cx="5940425" cy="2162175"/>
+            <wp:effectExtent l="0" t="0" r="3175" b="9525"/>
+            <wp:docPr id="15" name="Рисунок 15"/>
+            <wp:cNvGraphicFramePr>
+              <a:graphicFrameLocks xmlns:a="http://schemas.openxmlformats.org/drawingml/2006/main" noChangeAspect="1"/>
+            </wp:cNvGraphicFramePr>
+            <a:graphic xmlns:a="http://schemas.openxmlformats.org/drawingml/2006/main">
+              <a:graphicData uri="http://schemas.openxmlformats.org/drawingml/2006/picture">
+                <pic:pic xmlns:pic="http://schemas.openxmlformats.org/drawingml/2006/picture">
+                  <pic:nvPicPr>
+                    <pic:cNvPr id="1" name=""/>
+                    <pic:cNvPicPr/>
+                  </pic:nvPicPr>
+                  <pic:blipFill>
+                    <a:blip r:embed="rId18"/>
+                    <a:stretch>
+                      <a:fillRect/>
+                    </a:stretch>
+                  </pic:blipFill>
+                  <pic:spPr>
+                    <a:xfrm>
+                      <a:off x="0" y="0"/>
+                      <a:ext cx="5940425" cy="2162175"/>
+                    </a:xfrm>
+                    <a:prstGeom prst="rect">
+                      <a:avLst/>
+                    </a:prstGeom>
+                  </pic:spPr>
+                </pic:pic>
+              </a:graphicData>
+            </a:graphic>
+          </wp:inline>
+        </w:drawing>
+      </w:r>
+    </w:p>
+    <w:p>
+      <w:pPr>
+        <w:spacing w:line="360" w:lineRule="auto"/>
+        <w:jc w:val="center"/>
+        <w:rPr>
+          <w:sz w:val="28"/>
+          <w:szCs w:val="28"/>
+        </w:rPr>
+      </w:pPr>
+      <w:r>
+        <w:rPr>
+          <w:sz w:val="28"/>
+          <w:szCs w:val="28"/>
+        </w:rPr>
+        <w:t xml:space="preserve">Рисунок 13 – Интерполяция </w:t>
+      </w:r>
+    </w:p>
+    <w:p>
+      <w:pPr>
+        <w:spacing w:line="360" w:lineRule="auto"/>
+        <w:ind w:firstLine="425"/>
+        <w:jc w:val="both"/>
+        <w:rPr>
+          <w:sz w:val="28"/>
+          <w:szCs w:val="28"/>
+        </w:rPr>
+      </w:pPr>
+      <w:r>
+        <w:rPr>
+          <w:sz w:val="28"/>
+          <w:szCs w:val="28"/>
+        </w:rPr>
+        <w:lastRenderedPageBreak/>
+        <w:t xml:space="preserve">16. </w:t>
+      </w:r>
+      <w:r>
+        <w:rPr>
+          <w:sz w:val="28"/>
+          <w:szCs w:val="28"/>
+        </w:rPr>
+        <w:t>Функция define() используется для создания константы, то есть именованного значения, которое после задания нельзя изменить в процессе выполнения скрипта. Константа нужна тогда, когда в программе есть данные, которые должны оставаться постоянными, например число π, путь к файлу, имя сайта, пароль, настройки подключения.</w:t>
+      </w:r>
+    </w:p>
+    <w:p>
+      <w:pPr>
+        <w:spacing w:line="360" w:lineRule="auto"/>
+        <w:ind w:firstLine="425"/>
+        <w:jc w:val="both"/>
+        <w:rPr>
+          <w:sz w:val="28"/>
+          <w:szCs w:val="28"/>
+        </w:rPr>
+      </w:pPr>
+      <w:r>
+        <w:rPr>
+          <w:sz w:val="28"/>
+          <w:szCs w:val="28"/>
+        </w:rPr>
+        <w:drawing>
+          <wp:inline distT="0" distB="0" distL="0" distR="0" wp14:anchorId="53C41312" wp14:editId="23C43FBE">
+            <wp:extent cx="5940425" cy="2994025"/>
+            <wp:effectExtent l="0" t="0" r="3175" b="0"/>
+            <wp:docPr id="16" name="Рисунок 16"/>
+            <wp:cNvGraphicFramePr>
+              <a:graphicFrameLocks xmlns:a="http://schemas.openxmlformats.org/drawingml/2006/main" noChangeAspect="1"/>
+            </wp:cNvGraphicFramePr>
+            <a:graphic xmlns:a="http://schemas.openxmlformats.org/drawingml/2006/main">
+              <a:graphicData uri="http://schemas.openxmlformats.org/drawingml/2006/picture">
+                <pic:pic xmlns:pic="http://schemas.openxmlformats.org/drawingml/2006/picture">
+                  <pic:nvPicPr>
+                    <pic:cNvPr id="1" name=""/>
+                    <pic:cNvPicPr/>
+                  </pic:nvPicPr>
+                  <pic:blipFill>
+                    <a:blip r:embed="rId19"/>
+                    <a:stretch>
+                      <a:fillRect/>
+                    </a:stretch>
+                  </pic:blipFill>
+                  <pic:spPr>
+                    <a:xfrm>
+                      <a:off x="0" y="0"/>
+                      <a:ext cx="5940425" cy="2994025"/>
+                    </a:xfrm>
+                    <a:prstGeom prst="rect">
+                      <a:avLst/>
+                    </a:prstGeom>
+                  </pic:spPr>
+                </pic:pic>
+              </a:graphicData>
+            </a:graphic>
+          </wp:inline>
+        </w:drawing>
+      </w:r>
+    </w:p>
+    <w:p>
+      <w:pPr>
+        <w:spacing w:line="360" w:lineRule="auto"/>
+        <w:jc w:val="center"/>
+        <w:rPr>
+          <w:sz w:val="28"/>
+          <w:szCs w:val="28"/>
+        </w:rPr>
+      </w:pPr>
+      <w:r>
+        <w:rPr>
+          <w:sz w:val="28"/>
+          <w:szCs w:val="28"/>
+        </w:rPr>
+        <w:t>Рисунок 1</w:t>
+      </w:r>
+      <w:r>
+        <w:rPr>
+          <w:sz w:val="28"/>
+          <w:szCs w:val="28"/>
           <w:lang w:val="en-US"/>
         </w:rPr>
-        <w:t>date</w:t>
-      </w:r>
-      <w:r>
-        <w:rPr>
-          <w:b/>
-          <w:sz w:val="32"/>
-          <w:szCs w:val="32"/>
-        </w:rPr>
-        <w:t>(…)</w:t>
-      </w:r>
-      <w:r>
-        <w:rPr>
-          <w:b/>
-          <w:i/>
-          <w:sz w:val="32"/>
-          <w:szCs w:val="32"/>
+        <w:t>4</w:t>
+      </w:r>
+      <w:r>
+        <w:rPr>
+          <w:sz w:val="28"/>
+          <w:szCs w:val="28"/>
+        </w:rPr>
+        <w:t xml:space="preserve"> – </w:t>
+      </w:r>
+      <w:r>
+        <w:rPr>
+          <w:sz w:val="28"/>
+          <w:szCs w:val="28"/>
+        </w:rPr>
+        <w:t>Константа</w:t>
+      </w:r>
+      <w:r>
+        <w:rPr>
+          <w:sz w:val="28"/>
+          <w:szCs w:val="28"/>
         </w:rPr>
         <w:t xml:space="preserve"> </w:t>
       </w:r>
-      <w:r>
-        <w:rPr>
-          <w:sz w:val="28"/>
-          <w:szCs w:val="28"/>
-        </w:rPr>
-        <w:t>(</w:t>
-      </w:r>
-      <w:r>
-        <w:rPr>
-          <w:sz w:val="28"/>
-          <w:szCs w:val="28"/>
-        </w:rPr>
-        <w:t>найти в Интернете) и написать скрипт, вычисляющий с её помощью текущие дату (в формате «</w:t>
-      </w:r>
-      <w:proofErr w:type="spellStart"/>
-      <w:r>
-        <w:rPr>
-          <w:sz w:val="28"/>
-          <w:szCs w:val="28"/>
-        </w:rPr>
-        <w:t>день.месяц.год</w:t>
-      </w:r>
-      <w:proofErr w:type="spellEnd"/>
-      <w:r>
-        <w:rPr>
-          <w:sz w:val="28"/>
-          <w:szCs w:val="28"/>
-        </w:rPr>
-        <w:t>») и время (в формате «</w:t>
+    </w:p>
+    <w:p>
+      <w:pPr>
+        <w:spacing w:line="360" w:lineRule="auto"/>
+        <w:ind w:firstLine="425"/>
+        <w:jc w:val="center"/>
+        <w:rPr>
+          <w:sz w:val="28"/>
+          <w:szCs w:val="28"/>
+        </w:rPr>
+      </w:pPr>
+    </w:p>
+    <w:p>
+      <w:pPr>
+        <w:spacing w:line="360" w:lineRule="auto"/>
+        <w:ind w:firstLine="425"/>
+        <w:jc w:val="both"/>
+        <w:rPr>
+          <w:sz w:val="28"/>
+          <w:szCs w:val="28"/>
+        </w:rPr>
+      </w:pPr>
+      <w:r>
+        <w:rPr>
+          <w:sz w:val="28"/>
+          <w:szCs w:val="28"/>
+        </w:rPr>
+        <w:t>17. Сделать анализ скриптов 1.7 и 1.8, а затем выполнить их.</w:t>
+      </w:r>
+    </w:p>
+    <w:p>
+      <w:pPr>
+        <w:spacing w:line="360" w:lineRule="auto"/>
+        <w:ind w:firstLine="425"/>
+        <w:jc w:val="both"/>
+        <w:rPr>
+          <w:sz w:val="28"/>
+          <w:szCs w:val="28"/>
+        </w:rPr>
+      </w:pPr>
+      <w:r>
+        <w:rPr>
+          <w:sz w:val="28"/>
+          <w:szCs w:val="28"/>
+        </w:rPr>
+        <w:t>Результат приведен на рисунке 1</w:t>
+      </w:r>
+      <w:r>
+        <w:rPr>
+          <w:sz w:val="28"/>
+          <w:szCs w:val="28"/>
+        </w:rPr>
+        <w:t>5</w:t>
+      </w:r>
+      <w:r>
+        <w:rPr>
+          <w:sz w:val="28"/>
+          <w:szCs w:val="28"/>
+        </w:rPr>
+        <w:t xml:space="preserve">, код в файле к лабораторным </w:t>
+      </w:r>
+      <w:r>
+        <w:rPr>
+          <w:sz w:val="28"/>
+          <w:szCs w:val="28"/>
+        </w:rPr>
+        <w:t>example_</w:t>
+      </w:r>
+      <w:r>
+        <w:rPr>
+          <w:sz w:val="28"/>
+          <w:szCs w:val="28"/>
+        </w:rPr>
+        <w:t>1</w:t>
+      </w:r>
+      <w:r>
+        <w:rPr>
+          <w:sz w:val="28"/>
+          <w:szCs w:val="28"/>
+        </w:rPr>
+        <w:t>7</w:t>
+      </w:r>
+      <w:r>
+        <w:rPr>
+          <w:sz w:val="28"/>
+          <w:szCs w:val="28"/>
+        </w:rPr>
+        <w:t>.php</w:t>
+      </w:r>
+      <w:r>
+        <w:rPr>
+          <w:sz w:val="28"/>
+          <w:szCs w:val="28"/>
+        </w:rPr>
+        <w:t>.</w:t>
+      </w:r>
+    </w:p>
+    <w:p>
+      <w:pPr>
+        <w:spacing w:line="360" w:lineRule="auto"/>
+        <w:ind w:firstLine="425"/>
+        <w:jc w:val="both"/>
+        <w:rPr>
+          <w:sz w:val="28"/>
+          <w:szCs w:val="28"/>
+        </w:rPr>
+      </w:pPr>
+      <w:r>
+        <w:rPr>
+          <w:sz w:val="28"/>
+          <w:szCs w:val="28"/>
+        </w:rPr>
+        <w:drawing>
+          <wp:inline distT="0" distB="0" distL="0" distR="0" wp14:anchorId="14579BCF" wp14:editId="5C2C43A3">
+            <wp:extent cx="5940425" cy="2391410"/>
+            <wp:effectExtent l="0" t="0" r="3175" b="8890"/>
+            <wp:docPr id="17" name="Рисунок 17"/>
+            <wp:cNvGraphicFramePr>
+              <a:graphicFrameLocks xmlns:a="http://schemas.openxmlformats.org/drawingml/2006/main" noChangeAspect="1"/>
+            </wp:cNvGraphicFramePr>
+            <a:graphic xmlns:a="http://schemas.openxmlformats.org/drawingml/2006/main">
+              <a:graphicData uri="http://schemas.openxmlformats.org/drawingml/2006/picture">
+                <pic:pic xmlns:pic="http://schemas.openxmlformats.org/drawingml/2006/picture">
+                  <pic:nvPicPr>
+                    <pic:cNvPr id="1" name=""/>
+                    <pic:cNvPicPr/>
+                  </pic:nvPicPr>
+                  <pic:blipFill>
+                    <a:blip r:embed="rId20"/>
+                    <a:stretch>
+                      <a:fillRect/>
+                    </a:stretch>
+                  </pic:blipFill>
+                  <pic:spPr>
+                    <a:xfrm>
+                      <a:off x="0" y="0"/>
+                      <a:ext cx="5940425" cy="2391410"/>
+                    </a:xfrm>
+                    <a:prstGeom prst="rect">
+                      <a:avLst/>
+                    </a:prstGeom>
+                  </pic:spPr>
+                </pic:pic>
+              </a:graphicData>
+            </a:graphic>
+          </wp:inline>
+        </w:drawing>
+      </w:r>
+    </w:p>
+    <w:p>
+      <w:pPr>
+        <w:spacing w:line="360" w:lineRule="auto"/>
+        <w:jc w:val="center"/>
+        <w:rPr>
+          <w:sz w:val="28"/>
+          <w:szCs w:val="28"/>
+        </w:rPr>
+      </w:pPr>
+      <w:r>
+        <w:rPr>
+          <w:sz w:val="28"/>
+          <w:szCs w:val="28"/>
+        </w:rPr>
+        <w:t>Рисунок 1</w:t>
       </w:r>
       <w:r>
         <w:rPr>
@@ -1510,31 +2978,264 @@
           <w:szCs w:val="28"/>
           <w:lang w:val="en-US"/>
         </w:rPr>
-        <w:t>h</w:t>
-      </w:r>
-      <w:r>
-        <w:rPr>
-          <w:sz w:val="28"/>
-          <w:szCs w:val="28"/>
-        </w:rPr>
-        <w:t>:</w:t>
-      </w:r>
-      <w:proofErr w:type="spellStart"/>
+        <w:t>5</w:t>
+      </w:r>
+      <w:r>
+        <w:rPr>
+          <w:sz w:val="28"/>
+          <w:szCs w:val="28"/>
+        </w:rPr>
+        <w:t xml:space="preserve"> – </w:t>
+      </w:r>
+      <w:r>
+        <w:rPr>
+          <w:sz w:val="28"/>
+          <w:szCs w:val="28"/>
+        </w:rPr>
+        <w:t>Результат</w:t>
+      </w:r>
+      <w:r>
+        <w:rPr>
+          <w:sz w:val="28"/>
+          <w:szCs w:val="28"/>
+        </w:rPr>
+        <w:t xml:space="preserve"> </w:t>
+      </w:r>
+    </w:p>
+    <w:p>
+      <w:pPr>
+        <w:spacing w:line="360" w:lineRule="auto"/>
+        <w:ind w:firstLine="425"/>
+        <w:jc w:val="both"/>
+        <w:rPr>
+          <w:sz w:val="28"/>
+          <w:szCs w:val="28"/>
+        </w:rPr>
+      </w:pPr>
+    </w:p>
+    <w:p>
+      <w:pPr>
+        <w:spacing w:line="360" w:lineRule="auto"/>
+        <w:ind w:firstLine="425"/>
+        <w:jc w:val="both"/>
+        <w:rPr>
+          <w:sz w:val="28"/>
+          <w:szCs w:val="28"/>
+        </w:rPr>
+      </w:pPr>
+      <w:r>
+        <w:rPr>
+          <w:sz w:val="28"/>
+          <w:szCs w:val="28"/>
+        </w:rPr>
+        <w:lastRenderedPageBreak/>
+        <w:t>18. Разобрать и выполнить скрипты 1.13 – 1.15.</w:t>
+      </w:r>
+    </w:p>
+    <w:p>
+      <w:pPr>
+        <w:spacing w:line="360" w:lineRule="auto"/>
+        <w:ind w:firstLine="425"/>
+        <w:jc w:val="both"/>
+        <w:rPr>
+          <w:sz w:val="28"/>
+          <w:szCs w:val="28"/>
+        </w:rPr>
+      </w:pPr>
+      <w:r>
+        <w:rPr>
+          <w:sz w:val="28"/>
+          <w:szCs w:val="28"/>
+        </w:rPr>
+        <w:t>Результат приведен на рисунке 1</w:t>
+      </w:r>
+      <w:r>
+        <w:rPr>
+          <w:sz w:val="28"/>
+          <w:szCs w:val="28"/>
+        </w:rPr>
+        <w:t>6</w:t>
+      </w:r>
+      <w:r>
+        <w:rPr>
+          <w:sz w:val="28"/>
+          <w:szCs w:val="28"/>
+        </w:rPr>
+        <w:t xml:space="preserve">, код в файле к лабораторным </w:t>
+      </w:r>
+      <w:r>
+        <w:rPr>
+          <w:sz w:val="28"/>
+          <w:szCs w:val="28"/>
+        </w:rPr>
+        <w:t>example_</w:t>
+      </w:r>
+      <w:r>
+        <w:rPr>
+          <w:sz w:val="28"/>
+          <w:szCs w:val="28"/>
+        </w:rPr>
+        <w:t>1</w:t>
+      </w:r>
+      <w:r>
+        <w:rPr>
+          <w:sz w:val="28"/>
+          <w:szCs w:val="28"/>
+        </w:rPr>
+        <w:t>8</w:t>
+      </w:r>
+      <w:r>
+        <w:rPr>
+          <w:sz w:val="28"/>
+          <w:szCs w:val="28"/>
+        </w:rPr>
+        <w:t>.php</w:t>
+      </w:r>
+      <w:r>
+        <w:rPr>
+          <w:sz w:val="28"/>
+          <w:szCs w:val="28"/>
+        </w:rPr>
+        <w:t>.</w:t>
+      </w:r>
+    </w:p>
+    <w:p>
+      <w:pPr>
+        <w:spacing w:line="360" w:lineRule="auto"/>
+        <w:ind w:firstLine="425"/>
+        <w:jc w:val="both"/>
+        <w:rPr>
+          <w:sz w:val="28"/>
+          <w:szCs w:val="28"/>
+        </w:rPr>
+      </w:pPr>
+    </w:p>
+    <w:p>
+      <w:pPr>
+        <w:spacing w:line="360" w:lineRule="auto"/>
+        <w:ind w:firstLine="425"/>
+        <w:jc w:val="both"/>
+        <w:rPr>
+          <w:sz w:val="28"/>
+          <w:szCs w:val="28"/>
+        </w:rPr>
+      </w:pPr>
+      <w:r>
+        <w:rPr>
+          <w:sz w:val="28"/>
+          <w:szCs w:val="28"/>
+        </w:rPr>
+        <w:drawing>
+          <wp:inline distT="0" distB="0" distL="0" distR="0" wp14:anchorId="64914960" wp14:editId="341FCFA9">
+            <wp:extent cx="5940425" cy="4950460"/>
+            <wp:effectExtent l="0" t="0" r="3175" b="2540"/>
+            <wp:docPr id="18" name="Рисунок 18"/>
+            <wp:cNvGraphicFramePr>
+              <a:graphicFrameLocks xmlns:a="http://schemas.openxmlformats.org/drawingml/2006/main" noChangeAspect="1"/>
+            </wp:cNvGraphicFramePr>
+            <a:graphic xmlns:a="http://schemas.openxmlformats.org/drawingml/2006/main">
+              <a:graphicData uri="http://schemas.openxmlformats.org/drawingml/2006/picture">
+                <pic:pic xmlns:pic="http://schemas.openxmlformats.org/drawingml/2006/picture">
+                  <pic:nvPicPr>
+                    <pic:cNvPr id="1" name=""/>
+                    <pic:cNvPicPr/>
+                  </pic:nvPicPr>
+                  <pic:blipFill>
+                    <a:blip r:embed="rId21"/>
+                    <a:stretch>
+                      <a:fillRect/>
+                    </a:stretch>
+                  </pic:blipFill>
+                  <pic:spPr>
+                    <a:xfrm>
+                      <a:off x="0" y="0"/>
+                      <a:ext cx="5940425" cy="4950460"/>
+                    </a:xfrm>
+                    <a:prstGeom prst="rect">
+                      <a:avLst/>
+                    </a:prstGeom>
+                  </pic:spPr>
+                </pic:pic>
+              </a:graphicData>
+            </a:graphic>
+          </wp:inline>
+        </w:drawing>
+      </w:r>
+    </w:p>
+    <w:p>
+      <w:pPr>
+        <w:spacing w:line="360" w:lineRule="auto"/>
+        <w:ind w:firstLine="425"/>
+        <w:jc w:val="center"/>
+        <w:rPr>
+          <w:sz w:val="28"/>
+          <w:szCs w:val="28"/>
+        </w:rPr>
+      </w:pPr>
+      <w:r>
+        <w:rPr>
+          <w:sz w:val="28"/>
+          <w:szCs w:val="28"/>
+        </w:rPr>
+        <w:t>Рисунок 16 – Примеры</w:t>
+      </w:r>
+    </w:p>
+    <w:p>
+      <w:pPr>
+        <w:spacing w:line="360" w:lineRule="auto"/>
+        <w:ind w:firstLine="425"/>
+        <w:jc w:val="both"/>
+        <w:rPr>
+          <w:sz w:val="28"/>
+          <w:szCs w:val="28"/>
+        </w:rPr>
+      </w:pPr>
+    </w:p>
+    <w:p>
+      <w:pPr>
+        <w:spacing w:line="360" w:lineRule="auto"/>
+        <w:ind w:firstLine="425"/>
+        <w:jc w:val="both"/>
+        <w:rPr>
+          <w:sz w:val="28"/>
+          <w:szCs w:val="28"/>
+        </w:rPr>
+      </w:pPr>
+      <w:r>
+        <w:rPr>
+          <w:sz w:val="28"/>
+          <w:szCs w:val="28"/>
+        </w:rPr>
+        <w:t xml:space="preserve">19. Разработать алгоритм вычисления факториала от числа </w:t>
+      </w:r>
       <w:r>
         <w:rPr>
           <w:sz w:val="28"/>
           <w:szCs w:val="28"/>
           <w:lang w:val="en-US"/>
         </w:rPr>
-        <w:t>i</w:t>
-      </w:r>
-      <w:proofErr w:type="spellEnd"/>
-      <w:r>
-        <w:rPr>
-          <w:sz w:val="28"/>
-          <w:szCs w:val="28"/>
-        </w:rPr>
-        <w:t>:</w:t>
+        <w:t>n</w:t>
+      </w:r>
+      <w:r>
+        <w:rPr>
+          <w:sz w:val="28"/>
+          <w:szCs w:val="28"/>
+        </w:rPr>
+        <w:t xml:space="preserve">. </w:t>
+      </w:r>
+      <w:r>
+        <w:rPr>
+          <w:sz w:val="28"/>
+          <w:szCs w:val="28"/>
+        </w:rPr>
+        <w:t>Создать функцию, вычисляющую значения факториала</w:t>
+      </w:r>
+      <w:r>
+        <w:rPr>
+          <w:sz w:val="28"/>
+          <w:szCs w:val="28"/>
+        </w:rPr>
+        <w:t xml:space="preserve"> </w:t>
       </w:r>
       <w:r>
         <w:rPr>
@@ -1542,51 +3243,236 @@
           <w:szCs w:val="28"/>
           <w:lang w:val="en-US"/>
         </w:rPr>
-        <w:t>s</w:t>
-      </w:r>
-      <w:r>
-        <w:rPr>
-          <w:sz w:val="28"/>
-          <w:szCs w:val="28"/>
-        </w:rPr>
-        <w:t>»), а также выводящий эти знач</w:t>
-      </w:r>
-      <w:r>
-        <w:rPr>
-          <w:sz w:val="28"/>
-          <w:szCs w:val="28"/>
-        </w:rPr>
-        <w:t>е</w:t>
-      </w:r>
-      <w:r>
-        <w:rPr>
-          <w:sz w:val="28"/>
-          <w:szCs w:val="28"/>
-        </w:rPr>
-        <w:t xml:space="preserve">ния в виде двух строк: </w:t>
-      </w:r>
-      <w:r>
-        <w:rPr>
-          <w:b/>
-          <w:sz w:val="28"/>
-          <w:szCs w:val="28"/>
-        </w:rPr>
-        <w:t xml:space="preserve">Текущая дата: … года </w:t>
-      </w:r>
-      <w:r>
-        <w:rPr>
-          <w:sz w:val="28"/>
-          <w:szCs w:val="28"/>
-        </w:rPr>
-        <w:t xml:space="preserve">и </w:t>
-      </w:r>
-      <w:r>
-        <w:rPr>
-          <w:b/>
-          <w:sz w:val="28"/>
-          <w:szCs w:val="28"/>
-        </w:rPr>
-        <w:t>Текущее время: …</w:t>
+        <w:t>n</w:t>
+      </w:r>
+      <w:r>
+        <w:rPr>
+          <w:sz w:val="28"/>
+          <w:szCs w:val="28"/>
+        </w:rPr>
+        <w:t>!</w:t>
+      </w:r>
+      <w:r>
+        <w:rPr>
+          <w:sz w:val="28"/>
+          <w:szCs w:val="28"/>
+        </w:rPr>
+        <w:t>, и скрипт, вычисляющий значение факториала с помощью этой функции.</w:t>
+      </w:r>
+    </w:p>
+    <w:p>
+      <w:pPr>
+        <w:spacing w:line="360" w:lineRule="auto"/>
+        <w:ind w:firstLine="425"/>
+        <w:jc w:val="both"/>
+        <w:rPr>
+          <w:sz w:val="28"/>
+          <w:szCs w:val="28"/>
+        </w:rPr>
+      </w:pPr>
+      <w:r>
+        <w:rPr>
+          <w:sz w:val="28"/>
+          <w:szCs w:val="28"/>
+        </w:rPr>
+        <w:t xml:space="preserve">Создал рекурсивную функцию в </w:t>
+      </w:r>
+      <w:r>
+        <w:rPr>
+          <w:sz w:val="28"/>
+          <w:szCs w:val="28"/>
+          <w:lang w:val="en-US"/>
+        </w:rPr>
+        <w:t>example</w:t>
+      </w:r>
+      <w:r>
+        <w:rPr>
+          <w:sz w:val="28"/>
+          <w:szCs w:val="28"/>
+        </w:rPr>
+        <w:t>_18.</w:t>
+      </w:r>
+      <w:r>
+        <w:rPr>
+          <w:sz w:val="28"/>
+          <w:szCs w:val="28"/>
+          <w:lang w:val="en-US"/>
+        </w:rPr>
+        <w:t>php</w:t>
+      </w:r>
+      <w:r>
+        <w:rPr>
+          <w:sz w:val="28"/>
+          <w:szCs w:val="28"/>
+        </w:rPr>
+        <w:t>, результат вызова приведен на рисунке 17.</w:t>
+      </w:r>
+    </w:p>
+    <w:p>
+      <w:pPr>
+        <w:spacing w:line="360" w:lineRule="auto"/>
+        <w:ind w:firstLine="425"/>
+        <w:jc w:val="both"/>
+        <w:rPr>
+          <w:sz w:val="28"/>
+          <w:szCs w:val="28"/>
+        </w:rPr>
+      </w:pPr>
+      <w:r>
+        <w:rPr>
+          <w:sz w:val="28"/>
+          <w:szCs w:val="28"/>
+        </w:rPr>
+        <w:lastRenderedPageBreak/>
+        <w:drawing>
+          <wp:inline distT="0" distB="0" distL="0" distR="0" wp14:anchorId="694C5894" wp14:editId="29998B45">
+            <wp:extent cx="5940425" cy="1463040"/>
+            <wp:effectExtent l="0" t="0" r="3175" b="3810"/>
+            <wp:docPr id="19" name="Рисунок 19"/>
+            <wp:cNvGraphicFramePr>
+              <a:graphicFrameLocks xmlns:a="http://schemas.openxmlformats.org/drawingml/2006/main" noChangeAspect="1"/>
+            </wp:cNvGraphicFramePr>
+            <a:graphic xmlns:a="http://schemas.openxmlformats.org/drawingml/2006/main">
+              <a:graphicData uri="http://schemas.openxmlformats.org/drawingml/2006/picture">
+                <pic:pic xmlns:pic="http://schemas.openxmlformats.org/drawingml/2006/picture">
+                  <pic:nvPicPr>
+                    <pic:cNvPr id="1" name=""/>
+                    <pic:cNvPicPr/>
+                  </pic:nvPicPr>
+                  <pic:blipFill>
+                    <a:blip r:embed="rId22"/>
+                    <a:stretch>
+                      <a:fillRect/>
+                    </a:stretch>
+                  </pic:blipFill>
+                  <pic:spPr>
+                    <a:xfrm>
+                      <a:off x="0" y="0"/>
+                      <a:ext cx="5940425" cy="1463040"/>
+                    </a:xfrm>
+                    <a:prstGeom prst="rect">
+                      <a:avLst/>
+                    </a:prstGeom>
+                  </pic:spPr>
+                </pic:pic>
+              </a:graphicData>
+            </a:graphic>
+          </wp:inline>
+        </w:drawing>
+      </w:r>
+    </w:p>
+    <w:p>
+      <w:pPr>
+        <w:spacing w:line="360" w:lineRule="auto"/>
+        <w:ind w:firstLine="425"/>
+        <w:jc w:val="center"/>
+        <w:rPr>
+          <w:sz w:val="28"/>
+          <w:szCs w:val="28"/>
+        </w:rPr>
+      </w:pPr>
+      <w:r>
+        <w:rPr>
+          <w:sz w:val="28"/>
+          <w:szCs w:val="28"/>
+        </w:rPr>
+        <w:t>Рисунок 1</w:t>
+      </w:r>
+      <w:r>
+        <w:rPr>
+          <w:sz w:val="28"/>
+          <w:szCs w:val="28"/>
+        </w:rPr>
+        <w:t>7</w:t>
+      </w:r>
+      <w:r>
+        <w:rPr>
+          <w:sz w:val="28"/>
+          <w:szCs w:val="28"/>
+        </w:rPr>
+        <w:t xml:space="preserve"> – Примеры</w:t>
+      </w:r>
+    </w:p>
+    <w:p>
+      <w:pPr>
+        <w:spacing w:line="360" w:lineRule="auto"/>
+        <w:ind w:firstLine="425"/>
+        <w:jc w:val="both"/>
+        <w:rPr>
+          <w:sz w:val="28"/>
+          <w:szCs w:val="28"/>
+        </w:rPr>
+      </w:pPr>
+    </w:p>
+    <w:p>
+      <w:pPr>
+        <w:spacing w:line="360" w:lineRule="auto"/>
+        <w:ind w:firstLine="425"/>
+        <w:jc w:val="both"/>
+        <w:rPr>
+          <w:sz w:val="28"/>
+          <w:szCs w:val="28"/>
+        </w:rPr>
+      </w:pPr>
+      <w:r>
+        <w:rPr>
+          <w:sz w:val="28"/>
+          <w:szCs w:val="28"/>
+        </w:rPr>
+        <w:t>20. Написать и выполнить скрипт, в котором применялись бы различные стандартные функции по работе с текстом.</w:t>
+      </w:r>
+    </w:p>
+    <w:p>
+      <w:pPr>
+        <w:spacing w:line="360" w:lineRule="auto"/>
+        <w:ind w:firstLine="425"/>
+        <w:jc w:val="both"/>
+        <w:rPr>
+          <w:sz w:val="28"/>
+          <w:szCs w:val="28"/>
+        </w:rPr>
+      </w:pPr>
+      <w:r>
+        <w:rPr>
+          <w:sz w:val="28"/>
+          <w:szCs w:val="28"/>
+        </w:rPr>
+        <w:t>Результат приведен на рисунке 1</w:t>
+      </w:r>
+      <w:r>
+        <w:rPr>
+          <w:sz w:val="28"/>
+          <w:szCs w:val="28"/>
+        </w:rPr>
+        <w:t>8</w:t>
+      </w:r>
+      <w:r>
+        <w:rPr>
+          <w:sz w:val="28"/>
+          <w:szCs w:val="28"/>
+        </w:rPr>
+        <w:t xml:space="preserve">, код в файле к лабораторным </w:t>
+      </w:r>
+      <w:r>
+        <w:rPr>
+          <w:sz w:val="28"/>
+          <w:szCs w:val="28"/>
+        </w:rPr>
+        <w:t>example_</w:t>
+      </w:r>
+      <w:r>
+        <w:rPr>
+          <w:sz w:val="28"/>
+          <w:szCs w:val="28"/>
+        </w:rPr>
+        <w:t>20</w:t>
+      </w:r>
+      <w:r>
+        <w:rPr>
+          <w:sz w:val="28"/>
+          <w:szCs w:val="28"/>
+        </w:rPr>
+        <w:t>.php</w:t>
       </w:r>
       <w:r>
         <w:rPr>
@@ -1606,77 +3492,191 @@
           <w:szCs w:val="28"/>
         </w:rPr>
       </w:pPr>
-      <w:r>
-        <w:rPr>
-          <w:sz w:val="32"/>
-          <w:szCs w:val="32"/>
-        </w:rPr>
-        <w:t xml:space="preserve">14. </w:t>
-      </w:r>
-      <w:r>
-        <w:rPr>
-          <w:sz w:val="28"/>
-          <w:szCs w:val="28"/>
-        </w:rPr>
-        <w:t>Присвоить двум переменным значение двух чисел и вывести результаты их сложения и конкатенации. Далее скрипт должен, удаляя по одной пер</w:t>
-      </w:r>
-      <w:r>
-        <w:rPr>
-          <w:sz w:val="28"/>
-          <w:szCs w:val="28"/>
-        </w:rPr>
-        <w:t>е</w:t>
-      </w:r>
-      <w:r>
-        <w:rPr>
-          <w:sz w:val="28"/>
-          <w:szCs w:val="28"/>
-        </w:rPr>
-        <w:t>менной и проверяя наличие каждой из них, проверить результат сложения и конкатенации этих переменных.</w:t>
-      </w:r>
-    </w:p>
-    <w:p>
-      <w:pPr>
-        <w:spacing w:line="360" w:lineRule="auto"/>
-        <w:ind w:firstLine="425"/>
-        <w:jc w:val="both"/>
-        <w:rPr>
-          <w:sz w:val="28"/>
-          <w:szCs w:val="28"/>
-        </w:rPr>
-      </w:pPr>
-      <w:r>
-        <w:rPr>
-          <w:sz w:val="28"/>
-          <w:szCs w:val="28"/>
-        </w:rPr>
-        <w:t>15. Реализуйте скрипт - пример интерполяции имени переменной в строку.</w:t>
-      </w:r>
-    </w:p>
-    <w:p>
-      <w:pPr>
-        <w:spacing w:line="360" w:lineRule="auto"/>
-        <w:ind w:firstLine="425"/>
-        <w:jc w:val="both"/>
-        <w:rPr>
-          <w:sz w:val="28"/>
-          <w:szCs w:val="28"/>
-        </w:rPr>
-      </w:pPr>
-      <w:r>
-        <w:rPr>
-          <w:sz w:val="28"/>
-          <w:szCs w:val="28"/>
-        </w:rPr>
-        <w:t xml:space="preserve">16. Дайте полное описание функции задания константы в </w:t>
-      </w:r>
-      <w:r>
-        <w:rPr>
-          <w:sz w:val="28"/>
-          <w:szCs w:val="28"/>
-          <w:lang w:val="en-US"/>
-        </w:rPr>
-        <w:t>PHP</w:t>
+    </w:p>
+    <w:p>
+      <w:pPr>
+        <w:spacing w:line="360" w:lineRule="auto"/>
+        <w:ind w:firstLine="425"/>
+        <w:jc w:val="both"/>
+        <w:rPr>
+          <w:sz w:val="28"/>
+          <w:szCs w:val="28"/>
+        </w:rPr>
+      </w:pPr>
+    </w:p>
+    <w:p>
+      <w:pPr>
+        <w:spacing w:line="360" w:lineRule="auto"/>
+        <w:ind w:firstLine="425"/>
+        <w:jc w:val="both"/>
+        <w:rPr>
+          <w:sz w:val="28"/>
+          <w:szCs w:val="28"/>
+        </w:rPr>
+      </w:pPr>
+      <w:r>
+        <w:rPr>
+          <w:sz w:val="28"/>
+          <w:szCs w:val="28"/>
+        </w:rPr>
+        <w:drawing>
+          <wp:inline distT="0" distB="0" distL="0" distR="0" wp14:anchorId="6503A53E" wp14:editId="23879EB2">
+            <wp:extent cx="5940425" cy="3283585"/>
+            <wp:effectExtent l="0" t="0" r="3175" b="0"/>
+            <wp:docPr id="20" name="Рисунок 20"/>
+            <wp:cNvGraphicFramePr>
+              <a:graphicFrameLocks xmlns:a="http://schemas.openxmlformats.org/drawingml/2006/main" noChangeAspect="1"/>
+            </wp:cNvGraphicFramePr>
+            <a:graphic xmlns:a="http://schemas.openxmlformats.org/drawingml/2006/main">
+              <a:graphicData uri="http://schemas.openxmlformats.org/drawingml/2006/picture">
+                <pic:pic xmlns:pic="http://schemas.openxmlformats.org/drawingml/2006/picture">
+                  <pic:nvPicPr>
+                    <pic:cNvPr id="1" name=""/>
+                    <pic:cNvPicPr/>
+                  </pic:nvPicPr>
+                  <pic:blipFill>
+                    <a:blip r:embed="rId23"/>
+                    <a:stretch>
+                      <a:fillRect/>
+                    </a:stretch>
+                  </pic:blipFill>
+                  <pic:spPr>
+                    <a:xfrm>
+                      <a:off x="0" y="0"/>
+                      <a:ext cx="5940425" cy="3283585"/>
+                    </a:xfrm>
+                    <a:prstGeom prst="rect">
+                      <a:avLst/>
+                    </a:prstGeom>
+                  </pic:spPr>
+                </pic:pic>
+              </a:graphicData>
+            </a:graphic>
+          </wp:inline>
+        </w:drawing>
+      </w:r>
+    </w:p>
+    <w:p>
+      <w:pPr>
+        <w:spacing w:line="360" w:lineRule="auto"/>
+        <w:ind w:firstLine="425"/>
+        <w:jc w:val="center"/>
+        <w:rPr>
+          <w:sz w:val="28"/>
+          <w:szCs w:val="28"/>
+        </w:rPr>
+      </w:pPr>
+      <w:r>
+        <w:rPr>
+          <w:sz w:val="28"/>
+          <w:szCs w:val="28"/>
+        </w:rPr>
+        <w:t>Рисунок 1</w:t>
+      </w:r>
+      <w:r>
+        <w:rPr>
+          <w:sz w:val="28"/>
+          <w:szCs w:val="28"/>
+        </w:rPr>
+        <w:t>8</w:t>
+      </w:r>
+      <w:bookmarkStart w:id="0" w:name="_GoBack"/>
+      <w:bookmarkEnd w:id="0"/>
+      <w:r>
+        <w:rPr>
+          <w:sz w:val="28"/>
+          <w:szCs w:val="28"/>
+        </w:rPr>
+        <w:t xml:space="preserve"> – Примеры</w:t>
+      </w:r>
+    </w:p>
+    <w:p>
+      <w:pPr>
+        <w:spacing w:line="360" w:lineRule="auto"/>
+        <w:ind w:firstLine="425"/>
+        <w:jc w:val="both"/>
+        <w:rPr>
+          <w:sz w:val="28"/>
+          <w:szCs w:val="28"/>
+        </w:rPr>
+      </w:pPr>
+    </w:p>
+    <w:p>
+      <w:pPr>
+        <w:spacing w:line="360" w:lineRule="auto"/>
+        <w:ind w:firstLine="425"/>
+        <w:jc w:val="both"/>
+        <w:rPr>
+          <w:sz w:val="28"/>
+          <w:szCs w:val="28"/>
+        </w:rPr>
+      </w:pPr>
+      <w:r>
+        <w:rPr>
+          <w:sz w:val="28"/>
+          <w:szCs w:val="28"/>
+        </w:rPr>
+        <w:t>21. Проиллюстрируйте скриптом правила преобразования типов переменных.</w:t>
+      </w:r>
+    </w:p>
+    <w:p>
+      <w:pPr>
+        <w:spacing w:line="360" w:lineRule="auto"/>
+        <w:ind w:firstLine="425"/>
+        <w:jc w:val="both"/>
+        <w:rPr>
+          <w:sz w:val="28"/>
+          <w:szCs w:val="28"/>
+        </w:rPr>
+      </w:pPr>
+      <w:r>
+        <w:rPr>
+          <w:sz w:val="28"/>
+          <w:szCs w:val="28"/>
+        </w:rPr>
+        <w:t>Результат приведен на рисунке 1</w:t>
+      </w:r>
+      <w:r>
+        <w:rPr>
+          <w:sz w:val="28"/>
+          <w:szCs w:val="28"/>
+        </w:rPr>
+        <w:t>9</w:t>
+      </w:r>
+      <w:r>
+        <w:rPr>
+          <w:sz w:val="28"/>
+          <w:szCs w:val="28"/>
+        </w:rPr>
+        <w:t xml:space="preserve">, код в файле к лабораторным </w:t>
+      </w:r>
+      <w:r>
+        <w:rPr>
+          <w:sz w:val="28"/>
+          <w:szCs w:val="28"/>
+        </w:rPr>
+        <w:t>example_</w:t>
+      </w:r>
+      <w:r>
+        <w:rPr>
+          <w:sz w:val="28"/>
+          <w:szCs w:val="28"/>
+        </w:rPr>
+        <w:t>2</w:t>
+      </w:r>
+      <w:r>
+        <w:rPr>
+          <w:sz w:val="28"/>
+          <w:szCs w:val="28"/>
+        </w:rPr>
+        <w:t>1</w:t>
+      </w:r>
+      <w:r>
+        <w:rPr>
+          <w:sz w:val="28"/>
+          <w:szCs w:val="28"/>
+        </w:rPr>
+        <w:t>.php</w:t>
       </w:r>
       <w:r>
         <w:rPr>
@@ -1696,171 +3696,57 @@
           <w:szCs w:val="28"/>
         </w:rPr>
       </w:pPr>
-      <w:r>
-        <w:rPr>
-          <w:sz w:val="28"/>
-          <w:szCs w:val="28"/>
-        </w:rPr>
-        <w:t>17. Сделать анализ скриптов 1.7 и 1.8, а затем выполнить их.</w:t>
-      </w:r>
-    </w:p>
-    <w:p>
-      <w:pPr>
-        <w:spacing w:line="360" w:lineRule="auto"/>
-        <w:ind w:firstLine="425"/>
-        <w:jc w:val="both"/>
-        <w:rPr>
-          <w:sz w:val="28"/>
-          <w:szCs w:val="28"/>
-        </w:rPr>
-      </w:pPr>
-      <w:r>
-        <w:rPr>
-          <w:sz w:val="28"/>
-          <w:szCs w:val="28"/>
-        </w:rPr>
-        <w:t>18. Разобрать и выполнить скрипты 1.13 – 1.15.</w:t>
-      </w:r>
-    </w:p>
-    <w:p>
-      <w:pPr>
-        <w:spacing w:line="360" w:lineRule="auto"/>
-        <w:ind w:firstLine="425"/>
-        <w:jc w:val="both"/>
-        <w:rPr>
-          <w:sz w:val="28"/>
-          <w:szCs w:val="28"/>
-        </w:rPr>
-      </w:pPr>
-      <w:r>
-        <w:rPr>
-          <w:sz w:val="28"/>
-          <w:szCs w:val="28"/>
-        </w:rPr>
-        <w:t xml:space="preserve">19. Разработать алгоритм вычисления факториала от числа </w:t>
-      </w:r>
-      <w:r>
-        <w:rPr>
-          <w:sz w:val="28"/>
-          <w:szCs w:val="28"/>
-          <w:lang w:val="en-US"/>
-        </w:rPr>
-        <w:t>n</w:t>
-      </w:r>
-      <w:r>
-        <w:rPr>
-          <w:sz w:val="28"/>
-          <w:szCs w:val="28"/>
-        </w:rPr>
-        <w:t xml:space="preserve">. </w:t>
-      </w:r>
-      <w:r>
-        <w:rPr>
-          <w:sz w:val="28"/>
-          <w:szCs w:val="28"/>
-        </w:rPr>
-        <w:t>Создать фун</w:t>
-      </w:r>
-      <w:r>
-        <w:rPr>
-          <w:sz w:val="28"/>
-          <w:szCs w:val="28"/>
-        </w:rPr>
-        <w:t>к</w:t>
-      </w:r>
-      <w:r>
-        <w:rPr>
-          <w:sz w:val="28"/>
-          <w:szCs w:val="28"/>
-        </w:rPr>
-        <w:t>цию, вычисляющую значения факториала</w:t>
-      </w:r>
-      <w:r>
-        <w:rPr>
-          <w:sz w:val="28"/>
-          <w:szCs w:val="28"/>
-        </w:rPr>
-        <w:t xml:space="preserve"> </w:t>
-      </w:r>
-      <w:r>
-        <w:rPr>
-          <w:sz w:val="28"/>
-          <w:szCs w:val="28"/>
-          <w:lang w:val="en-US"/>
-        </w:rPr>
-        <w:t>n</w:t>
-      </w:r>
-      <w:r>
-        <w:rPr>
-          <w:sz w:val="28"/>
-          <w:szCs w:val="28"/>
-        </w:rPr>
-        <w:t>!</w:t>
-      </w:r>
-      <w:r>
-        <w:rPr>
-          <w:sz w:val="28"/>
-          <w:szCs w:val="28"/>
-        </w:rPr>
-        <w:t>, и скрипт, вычисляющий знач</w:t>
-      </w:r>
-      <w:r>
-        <w:rPr>
-          <w:sz w:val="28"/>
-          <w:szCs w:val="28"/>
-        </w:rPr>
-        <w:t>е</w:t>
-      </w:r>
-      <w:r>
-        <w:rPr>
-          <w:sz w:val="28"/>
-          <w:szCs w:val="28"/>
-        </w:rPr>
-        <w:t>ние факториала с помощью этой функции.</w:t>
-      </w:r>
-    </w:p>
-    <w:p>
-      <w:pPr>
-        <w:spacing w:line="360" w:lineRule="auto"/>
-        <w:ind w:firstLine="425"/>
-        <w:jc w:val="both"/>
-        <w:rPr>
-          <w:sz w:val="28"/>
-          <w:szCs w:val="28"/>
-        </w:rPr>
-      </w:pPr>
-      <w:r>
-        <w:rPr>
-          <w:sz w:val="28"/>
-          <w:szCs w:val="28"/>
-        </w:rPr>
-        <w:t>20. Написать и выполнить скрипт, в котором применялись бы различные стандартные функции по работе с текстом.</w:t>
-      </w:r>
-    </w:p>
-    <w:p>
-      <w:pPr>
-        <w:spacing w:line="360" w:lineRule="auto"/>
-        <w:ind w:firstLine="425"/>
-        <w:jc w:val="both"/>
-        <w:rPr>
-          <w:sz w:val="28"/>
-          <w:szCs w:val="28"/>
-        </w:rPr>
-      </w:pPr>
-      <w:r>
-        <w:rPr>
-          <w:sz w:val="28"/>
-          <w:szCs w:val="28"/>
-        </w:rPr>
-        <w:t xml:space="preserve">21. Проиллюстрируйте скриптом правила преобразования типов </w:t>
-      </w:r>
-      <w:r>
-        <w:rPr>
-          <w:sz w:val="28"/>
-          <w:szCs w:val="28"/>
-        </w:rPr>
-        <w:lastRenderedPageBreak/>
-        <w:t>переменных.</w:t>
+    </w:p>
+    <w:p>
+      <w:pPr>
+        <w:spacing w:line="360" w:lineRule="auto"/>
+        <w:ind w:firstLine="425"/>
+        <w:jc w:val="both"/>
+        <w:rPr>
+          <w:sz w:val="28"/>
+          <w:szCs w:val="28"/>
+        </w:rPr>
+      </w:pPr>
+      <w:r>
+        <w:rPr>
+          <w:sz w:val="28"/>
+          <w:szCs w:val="28"/>
+        </w:rPr>
+        <w:drawing>
+          <wp:inline distT="0" distB="0" distL="0" distR="0" wp14:anchorId="6CFB61E9" wp14:editId="02E8102C">
+            <wp:extent cx="5772956" cy="6344535"/>
+            <wp:effectExtent l="0" t="0" r="0" b="0"/>
+            <wp:docPr id="21" name="Рисунок 21"/>
+            <wp:cNvGraphicFramePr>
+              <a:graphicFrameLocks xmlns:a="http://schemas.openxmlformats.org/drawingml/2006/main" noChangeAspect="1"/>
+            </wp:cNvGraphicFramePr>
+            <a:graphic xmlns:a="http://schemas.openxmlformats.org/drawingml/2006/main">
+              <a:graphicData uri="http://schemas.openxmlformats.org/drawingml/2006/picture">
+                <pic:pic xmlns:pic="http://schemas.openxmlformats.org/drawingml/2006/picture">
+                  <pic:nvPicPr>
+                    <pic:cNvPr id="1" name=""/>
+                    <pic:cNvPicPr/>
+                  </pic:nvPicPr>
+                  <pic:blipFill>
+                    <a:blip r:embed="rId24"/>
+                    <a:stretch>
+                      <a:fillRect/>
+                    </a:stretch>
+                  </pic:blipFill>
+                  <pic:spPr>
+                    <a:xfrm>
+                      <a:off x="0" y="0"/>
+                      <a:ext cx="5772956" cy="6344535"/>
+                    </a:xfrm>
+                    <a:prstGeom prst="rect">
+                      <a:avLst/>
+                    </a:prstGeom>
+                  </pic:spPr>
+                </pic:pic>
+              </a:graphicData>
+            </a:graphic>
+          </wp:inline>
+        </w:drawing>
       </w:r>
     </w:p>
     <w:p>
@@ -1901,7 +3787,7 @@
 </file>
 
 <file path=word/numbering.xml><?xml version="1.0" encoding="utf-8"?>
-<w:numbering xmlns:wpc="http://schemas.microsoft.com/office/word/2010/wordprocessingCanvas" xmlns:cx="http://schemas.microsoft.com/office/drawing/2014/chartex" xmlns:cx1="http://schemas.microsoft.com/office/drawing/2015/9/8/chartex" xmlns:cx2="http://schemas.microsoft.com/office/drawing/2015/10/21/chartex" xmlns:cx3="http://schemas.microsoft.com/office/drawing/2016/5/9/chartex" xmlns:cx4="http://schemas.microsoft.com/office/drawing/2016/5/10/chartex" xmlns:cx5="http://schemas.microsoft.com/office/drawing/2016/5/11/chartex" xmlns:cx6="http://schemas.microsoft.com/office/drawing/2016/5/12/chartex" xmlns:cx7="http://schemas.microsoft.com/office/drawing/2016/5/13/chartex" xmlns:cx8="http://schemas.microsoft.com/office/drawing/2016/5/14/chartex" xmlns:mc="http://schemas.openxmlformats.org/markup-compatibility/2006" xmlns:aink="http://schemas.microsoft.com/office/drawing/2016/ink" xmlns:am3d="http://schemas.microsoft.com/office/drawing/2017/model3d" xmlns:o="urn:schemas-microsoft-com:office:office" xmlns:oel="http://schemas.microsoft.com/office/2019/extlst" xmlns:r="http://schemas.openxmlformats.org/officeDocument/2006/relationships" xmlns:m="http://schemas.openxmlformats.org/officeDocument/2006/math" xmlns:v="urn:schemas-microsoft-com:vml" xmlns:wp14="http://schemas.microsoft.com/office/word/2010/wordprocessingDrawing" xmlns:wp="http://schemas.openxmlformats.org/drawingml/2006/wordprocessingDrawing" xmlns:w10="urn:schemas-microsoft-com:office:word" xmlns:w="http://schemas.openxmlformats.org/wordprocessingml/2006/main" xmlns:w14="http://schemas.microsoft.com/office/word/2010/wordml" xmlns:w15="http://schemas.microsoft.com/office/word/2012/wordml" xmlns:w16cex="http://schemas.microsoft.com/office/word/2018/wordml/cex" xmlns:w16cid="http://schemas.microsoft.com/office/word/2016/wordml/cid" xmlns:w16="http://schemas.microsoft.com/office/word/2018/wordml" xmlns:w16sdtdh="http://schemas.microsoft.com/office/word/2020/wordml/sdtdatahash" xmlns:w16se="http://schemas.microsoft.com/office/word/2015/wordml/symex" xmlns:wpg="http://schemas.microsoft.com/office/word/2010/wordprocessingGroup" xmlns:wpi="http://schemas.microsoft.com/office/word/2010/wordprocessingInk" xmlns:wne="http://schemas.microsoft.com/office/word/2006/wordml" xmlns:wps="http://schemas.microsoft.com/office/word/2010/wordprocessingShape" mc:Ignorable="w14 w15 w16se w16cid w16 w16cex w16sdtdh wp14">
+<w:numbering xmlns:wpc="http://schemas.microsoft.com/office/word/2010/wordprocessingCanvas" xmlns:cx="http://schemas.microsoft.com/office/drawing/2014/chartex" xmlns:cx1="http://schemas.microsoft.com/office/drawing/2015/9/8/chartex" xmlns:cx2="http://schemas.microsoft.com/office/drawing/2015/10/21/chartex" xmlns:cx3="http://schemas.microsoft.com/office/drawing/2016/5/9/chartex" xmlns:cx4="http://schemas.microsoft.com/office/drawing/2016/5/10/chartex" xmlns:cx5="http://schemas.microsoft.com/office/drawing/2016/5/11/chartex" xmlns:cx6="http://schemas.microsoft.com/office/drawing/2016/5/12/chartex" xmlns:cx7="http://schemas.microsoft.com/office/drawing/2016/5/13/chartex" xmlns:cx8="http://schemas.microsoft.com/office/drawing/2016/5/14/chartex" xmlns:mc="http://schemas.openxmlformats.org/markup-compatibility/2006" xmlns:aink="http://schemas.microsoft.com/office/drawing/2016/ink" xmlns:am3d="http://schemas.microsoft.com/office/drawing/2017/model3d" xmlns:o="urn:schemas-microsoft-com:office:office" xmlns:r="http://schemas.openxmlformats.org/officeDocument/2006/relationships" xmlns:m="http://schemas.openxmlformats.org/officeDocument/2006/math" xmlns:v="urn:schemas-microsoft-com:vml" xmlns:wp14="http://schemas.microsoft.com/office/word/2010/wordprocessingDrawing" xmlns:wp="http://schemas.openxmlformats.org/drawingml/2006/wordprocessingDrawing" xmlns:w10="urn:schemas-microsoft-com:office:word" xmlns:w="http://schemas.openxmlformats.org/wordprocessingml/2006/main" xmlns:w14="http://schemas.microsoft.com/office/word/2010/wordml" xmlns:w15="http://schemas.microsoft.com/office/word/2012/wordml" xmlns:w16cex="http://schemas.microsoft.com/office/word/2018/wordml/cex" xmlns:w16cid="http://schemas.microsoft.com/office/word/2016/wordml/cid" xmlns:w16="http://schemas.microsoft.com/office/word/2018/wordml" xmlns:w16se="http://schemas.microsoft.com/office/word/2015/wordml/symex" xmlns:wpg="http://schemas.microsoft.com/office/word/2010/wordprocessingGroup" xmlns:wpi="http://schemas.microsoft.com/office/word/2010/wordprocessingInk" xmlns:wne="http://schemas.microsoft.com/office/word/2006/wordml" xmlns:wps="http://schemas.microsoft.com/office/word/2010/wordprocessingShape" mc:Ignorable="w14 w15 w16se w16cid w16 w16cex wp14">
   <w:abstractNum w:abstractNumId="0" w15:restartNumberingAfterBreak="0">
     <w:nsid w:val="524A2FC2"/>
     <w:multiLevelType w:val="hybridMultilevel"/>
@@ -2077,17 +3963,17 @@
       </w:pPr>
     </w:lvl>
   </w:abstractNum>
-  <w:num w:numId="1" w16cid:durableId="1854562613">
+  <w:num w:numId="1">
     <w:abstractNumId w:val="1"/>
   </w:num>
-  <w:num w:numId="2" w16cid:durableId="230965727">
+  <w:num w:numId="2">
     <w:abstractNumId w:val="0"/>
   </w:num>
 </w:numbering>
 </file>
 
 <file path=word/styles.xml><?xml version="1.0" encoding="utf-8"?>
-<w:styles xmlns:mc="http://schemas.openxmlformats.org/markup-compatibility/2006" xmlns:r="http://schemas.openxmlformats.org/officeDocument/2006/relationships" xmlns:w="http://schemas.openxmlformats.org/wordprocessingml/2006/main" xmlns:w14="http://schemas.microsoft.com/office/word/2010/wordml" xmlns:w15="http://schemas.microsoft.com/office/word/2012/wordml" xmlns:w16cex="http://schemas.microsoft.com/office/word/2018/wordml/cex" xmlns:w16cid="http://schemas.microsoft.com/office/word/2016/wordml/cid" xmlns:w16="http://schemas.microsoft.com/office/word/2018/wordml" xmlns:w16sdtdh="http://schemas.microsoft.com/office/word/2020/wordml/sdtdatahash" xmlns:w16se="http://schemas.microsoft.com/office/word/2015/wordml/symex" mc:Ignorable="w14 w15 w16se w16cid w16 w16cex w16sdtdh">
+<w:styles xmlns:mc="http://schemas.openxmlformats.org/markup-compatibility/2006" xmlns:r="http://schemas.openxmlformats.org/officeDocument/2006/relationships" xmlns:w="http://schemas.openxmlformats.org/wordprocessingml/2006/main" xmlns:w14="http://schemas.microsoft.com/office/word/2010/wordml" xmlns:w15="http://schemas.microsoft.com/office/word/2012/wordml" xmlns:w16cex="http://schemas.microsoft.com/office/word/2018/wordml/cex" xmlns:w16cid="http://schemas.microsoft.com/office/word/2016/wordml/cid" xmlns:w16="http://schemas.microsoft.com/office/word/2018/wordml" xmlns:w16se="http://schemas.microsoft.com/office/word/2015/wordml/symex" mc:Ignorable="w14 w15 w16se w16cid w16 w16cex">
   <w:docDefaults>
     <w:rPrDefault>
       <w:rPr>
@@ -2999,7 +4885,7 @@
 </file>
 
 <file path=customXml/itemProps1.xml><?xml version="1.0" encoding="utf-8"?>
-<ds:datastoreItem xmlns:ds="http://schemas.openxmlformats.org/officeDocument/2006/customXml" ds:itemID="{FE1B018B-6591-46B6-BF83-C531D659DF7C}">
+<ds:datastoreItem xmlns:ds="http://schemas.openxmlformats.org/officeDocument/2006/customXml" ds:itemID="{0A240407-21D9-4072-A079-D5D7FD075782}">
   <ds:schemaRefs>
     <ds:schemaRef ds:uri="http://schemas.openxmlformats.org/officeDocument/2006/bibliography"/>
   </ds:schemaRefs>
